--- a/thesis.docx
+++ b/thesis.docx
@@ -359,17 +359,17 @@
     </w:p>
     <w:p>
       <w:r>
-        <w:t>In this thesis, I investigate whether statistical machine learning and deep learning sequence architectures improve out-of-sample equity return predictions compared to classical linear asset pricing baselines. Using a point-in-time aligned dataset of S\&amp;P 500 constituent stocks spanning 2015 through 2024 (2,516 daily cross-sections), I construct a 59-variable feature panel incorporating technical price signals, fundamental accounting metrics, sentiment indicators, macroeconomic series, and rolling risk factor betas.</w:t>
-      </w:r>
-    </w:p>
-    <w:p>
-      <w:r>
-        <w:t>I evaluate models using a 5-fold expanding-window walk-forward validation scheme (2020--2024) to eliminate lookahead bias. My empirical findings demonstrate that deep sequence models outperform traditional linear models (Fama-MacBeth OLS, LASSO) and decision tree ensembles (Random Forest, XGBoost). Specifically, the custom Temporal Fusion Deep Multimodal Gated Attention (TFDMGA) network achieves top out-of-sample predictive accuracy (IC = +0.0348, ICIR = 3.12, ROC AUC = 0.6120, Accuracy = 56.84\%). A Diebold-Mariano test confirms statistical significance over standard LSTM models (DM = 2.41, p = 0.016).</w:t>
-      </w:r>
-    </w:p>
-    <w:p>
-      <w:r>
-        <w:t>In backtested portfolios subject to 10 bps transaction costs and 1-day execution delays, an initial \1,000 USD deposit grows to \3,120.99 USD under the baseline LSTM strategy. Adding a 2:1 Take-Profit/Stop-Loss risk management overlay increases capital compounding to \4,368.50 USD for LSTM and \6,482.10 USD for TFDMGA. Finally, Fama-French 5-factor spanning regressions yield an estimated net alpha of  = -0.18\% per year (p = 0.976, R^2 = 41.2\%). The absence of excess alpha indicates that machine learning strategy returns reflect dynamic systematic factor risk compensation rather than unpriced arbitrage.</w:t>
+        <w:t>Does applying modern machine learning and deep sequence models to stock market data yield genuine predictive advantage over traditional linear asset pricing benchmarks? To answer this question, I evaluate a broad range of quantitative models using a 10-year point-in-time panel of S\&amp;P 500 constituent equities from 2015 through 2024 (comprising 2,516 daily cross-sections). The predictive feature set includes 59 variables spanning technical signals, quarterly accounting ratios, macroeconomic state variables, market sentiment indicators, and rolling factor risk exposures.</w:t>
+      </w:r>
+    </w:p>
+    <w:p>
+      <w:r>
+        <w:t>To ensure realistic empirical evaluation without lookahead contamination, I implement a 5-fold expanding-window walk-forward validation framework across the 2020--2024 out-of-sample period. Empirical results demonstrate that deep sequence models outperform classical linear estimators (Fama-MacBeth OLS, regularized LASSO) as well as static decision tree ensembles (Random Forest, XGBoost). Among all tested architectures, the custom Temporal Fusion Deep Multimodal Gated Attention (TFDMGA) model achieves the strongest predictive performance, recording an out-of-sample daily Information Coefficient (IC) of +0.0348, an Information Ratio (ICIR) of 3.12, a ROC AUC of 0.6120, and a directional accuracy of 56.84\%. A formal Diebold-Mariano test confirms that these gains over baseline PyTorch LSTM models are statistically significant (DM = 2.41, p = 0.016).</w:t>
+      </w:r>
+    </w:p>
+    <w:p>
+      <w:r>
+        <w:t>When evaluated in simulated daily trading portfolios accounting for 10 bps round-trip transaction costs and 1-day execution delays, an initial \1,000 USD deposit starting in January 2020 grows to \3,120.99 USD under a baseline LSTM long strategy. Introducing a 2:1 Take-Profit/Stop-Loss risk overlay enhances capital accumulation to \4,368.50 USD for LSTM and \6,482.10 USD for TFDMGA. However, Fama-French 5-factor spanning regressions reveal an estimated net strategy alpha of  = -0.18\% per year (p = 0.976, R^2 = 41.2\%). Because net alpha is statistically zero, the returns produced by these deep learning models represent dynamic compensation for systematic factor risk exposures rather than unpriced market inefficiency.</w:t>
       </w:r>
     </w:p>
     <w:p>
@@ -424,42 +424,37 @@
     </w:p>
     <w:p>
       <w:r>
-        <w:t>First and foremost, I would like to express my sincere gratitude to my supervisor, Prof.\ Giuseppina Chesini, for her continuous guidance, support, and valuable suggestions throughout the development of this thesis. Her patience, knowledge, and encouragement helped me overcome challenges and complete this research successfully.</w:t>
-      </w:r>
-    </w:p>
-    <w:p>
-      <w:r>
-        <w:t>I would like to thank all the faculty members of the Department of Economics and Data Analysis at the University of Verona. Each professor who taught me during this journey contributed to my academic and personal growth. I am grateful for their support, kindness, and willingness to help whenever I needed guidance.</w:t>
-      </w:r>
-    </w:p>
-    <w:p>
-      <w:r>
-        <w:t>A special thank you goes to the University of Verona for giving a student from Mumbai, India, the opportunity to experience international education and become part of a global academic community. Coming to Italy was a life-changing decision, and this university gave me the chance to learn, grow, and discover a world beyond my own. I will always be grateful for the opportunities, memories, and experiences that I gained here.</w:t>
-      </w:r>
-    </w:p>
-    <w:p>
-      <w:r>
-        <w:t>I would also like to sincerely thank ESU Verona and the Borsa di Studio scholarship programme for their financial support. Their assistance made my life as an international student much easier and allowed me to focus on my studies without constantly worrying about financial difficulties. This support played an important role in helping me complete my Master's journey.</w:t>
-      </w:r>
-    </w:p>
-    <w:p>
-      <w:r>
-        <w:t>I want to give a special thanks to all my classmates and friends who became my family away from home. Moving to a foreign country was not easy, but your friendship, kindness, and support made Italy feel like home. The conversations, shared meals, study sessions, celebrations, and even the difficult moments we faced together are memories that I will carry with me forever. The friendships I built here are among the most valuable parts of this journey.</w:t>
-      </w:r>
-    </w:p>
-    <w:p>
-      <w:r>
-        <w:t>I would also like to thank the open-source community and researchers whose work, tools, and resources contributed to making this research possible.</w:t>
-      </w:r>
-    </w:p>
-    <w:p>
-      <w:r>
-        <w:t>Finally, I would like to dedicate my deepest gratitude to my family, especially my father. My father was the first person who believed in me and supported my dream of studying abroad. His faith in me, constant motivation, sacrifices, and encouragement gave me the strength to continue even during the hardest moments. Whenever I felt uncertain, he reminded me to believe in myself and keep moving forward. Everything I have achieved today is possible because of his support and the confidence he always had in me. I am also grateful to my mother, my sister, and my entire family for their love, prayers, patience, and support throughout this journey.</w:t>
-      </w:r>
-    </w:p>
-    <w:p>
-      <w:r>
-        <w:t>Looking back, this journey from Mumbai to Verona has been one of the most important chapters of my life. It was not always easy, but every challenge, every late night studying, every exam, every deadline, and every small success helped me become the person I am today. The University of Verona will always hold a special place in my heart.</w:t>
+        <w:t>I wish to express my deepest appreciation to my supervisor, Prof.\ Giuseppina Chesini, whose thoughtful mentorship, advice, and academic support guided me throughout the preparation of this Master's thesis. Her insights helped shape the research direction and refine the empirical methodology presented in these pages.</w:t>
+      </w:r>
+    </w:p>
+    <w:p>
+      <w:r>
+        <w:t>My sincere thanks extend to the professors and academic staff of the Department of Economics and Data Analysis at the University of Verona. The knowledge, rigorous training, and encouragement I received during my Master's studies played a vital role in my academic development.</w:t>
+      </w:r>
+    </w:p>
+    <w:p>
+      <w:r>
+        <w:t>Studying at the University of Verona has been a transformative experience. Moving from Mumbai, India, to Italy opened doors to a vibrant international community and enriched my perspective both academically and personally. I am immensely grateful to the university for providing this platform.</w:t>
+      </w:r>
+    </w:p>
+    <w:p>
+      <w:r>
+        <w:t>I am equally indebted to ESU Verona and the Borsa di Studio scholarship programme. Their financial assistance granted me the security needed to concentrate fully on my studies and complete my degree without financial burden.</w:t>
+      </w:r>
+    </w:p>
+    <w:p>
+      <w:r>
+        <w:t>To my classmates and close friends in Italy, thank you for making Verona feel like a second home. The shared study sessions, discussions, and personal support through every challenge created memories that I will treasure for years to come.</w:t>
+      </w:r>
+    </w:p>
+    <w:p>
+      <w:r>
+        <w:t>I also recognize the broader open-source research community, whose computational tools, software libraries, and open frameworks enabled the empirical implementation of this work.</w:t>
+      </w:r>
+    </w:p>
+    <w:p>
+      <w:r>
+        <w:t>Above all, I dedicate this work to my family. I am profoundly thankful to my father, whose belief in my potential inspired me to pursue higher education abroad. His sacrifices, advice, and unconditional support gave me confidence during difficult moments. My heartfelt thanks also go to my mother, my sister, and my extended family for their love, patience, and constant encouragement throughout this entire journey.</w:t>
       </w:r>
     </w:p>
     <w:p>
@@ -559,27 +554,27 @@
     </w:p>
     <w:p>
       <w:r>
-        <w:t>At its core, empirical asset pricing seeks to answer a fundamental question in quantitative finance: why do different stocks earn different returns over time, and how well do asset prices reflect available information? (fama1970efficient, fama1993common). For decades, the primary academic approach relied on linear factor models. Starting with Markowitz's (markowitz1952portfolio) mean-variance framework, asset pricing evolved through the Capital Asset Pricing Model (CAPM) of (sharpe1964capital) and (lintner1965valuation), Ross's (ross1976arbitrage) Arbitrage Pricing Theory, Carhart's (carhart1997on) four-factor momentum model, P\'astor and Stambaugh's (pastor2003liquidity) liquidity factor, Hou, Xue, and Zhang's (hou2015digesting) q-factor model, and Fama and French's (fama2015five) five-factor model. These traditional frameworks share a common mathematical assumption: expected stock returns can be adequately modeled as a linear combination of a small set of static risk factors.</w:t>
-      </w:r>
-    </w:p>
-    <w:p>
-      <w:r>
-        <w:t>However, financial markets rarely follow neat linear assumptions. Cross-sectional stock data is noisy, high-dimensional, and shaped by non-linear relationships, changing market regimes, and complex feature interactions. As (gu2020empirical) and (kozak2020shrinking) note, standard Ordinary Least Squares (OLS) regressions face significant challenges in these settings. When faced with dozens of firm-level financial ratios, macroeconomic indicators, and technical signals, linear models can suffer from omitted variable bias on one hand or overfitting on the other. Linear models struggle to capture state-dependent interactions—such as how a valuation ratio behaves during market crises compared to quiet economic expansions—and they cannot easily separate signal from high-frequency noise.</w:t>
-      </w:r>
-    </w:p>
-    <w:p>
-      <w:r>
-        <w:t>To address these limitations, machine learning (ML) and deep learning sequence architectures have increasingly been applied in empirical asset pricing (gu2020empirical, gu2021autoencoder, chen2023deep, kozak2020shrinking, freyberger2020dissecting, kelly2019characteristics). From regularized linear models (tibshirani1996regression, zou2005regularization) and decision tree ensembles (breiman2001random, friedman2001greedy, chen2016xgboost) to temporal convolutional encoders (bai2018empirical) and multi-modal Transformer networks (vaswani2017attention, lim2021temporal), modern ML techniques provide the flexibility needed to extract feature interactions, non-parametric mappings, and dynamic temporal patterns directly from financial data.</w:t>
-      </w:r>
-    </w:p>
-    <w:p>
-      <w:r>
-        <w:t>At the same time, applying machine learning to financial markets differs fundamentally from standard image or text classification. Financial return series are known for low signal-to-noise ratios, non-stationary distributions, heavy-tailed risk, and sudden structural breaks (lopez2018advances, lopez2020machine). Furthermore, empirical findings in the literature can sometimes be affected by lookahead bias, survivorship bias, multiple testing inflation (harvey2016and, harvey2020false, hou2020replicating), and unmodeled transaction cost friction (novy2016taxonomy, mclean2016does, avramov2023machine). Without out-of-sample walk-forward validation and realistic transaction cost modeling, statistical signals identified on paper often vanish once real-world execution costs and turnover drag are taken into account.</w:t>
-      </w:r>
-    </w:p>
-    <w:p>
-      <w:r>
-        <w:t>In this thesis, I address these core challenges directly. I conduct an empirical evaluation of machine learning models for cross-sectional return prediction across S\&amp;P 500 constituent equities over the ten-year period from 2015 through 2024.</w:t>
+        <w:t>Why do financial asset returns vary across stocks, and how effectively do market prices incorporate available information? Answering this fundamental question lies at the heart of empirical asset pricing (fama1970efficient, fama1993common). For decades, academic researchers modeled expected equity returns through linear factor frameworks, evolving from Markowitz's (markowitz1952portfolio) mean-variance framework to the Capital Asset Pricing Model (CAPM) of (sharpe1964capital) and (lintner1965valuation), Ross's (ross1976arbitrage) Arbitrage Pricing Theory, Carhart's (carhart1997on) four-factor momentum specification, P\'astor and Stambaugh's (pastor2003liquidity) liquidity model, Hou, Xue, and Zhang's (hou2015digesting) q-factor framework, and Fama and French's (fama2015five) five-factor model. These classic models share a core assumption: stock returns are governed linearly by a small set of static risk exposures.</w:t>
+      </w:r>
+    </w:p>
+    <w:p>
+      <w:r>
+        <w:t>Real-world financial markets, however, display non-linearities, heavy-tailed return distributions, and dynamic regime shifts. Firm-level characteristics interact in non-linear ways—for instance, valuation metrics behave differently in market drawdowns compared to economic expansions (gu2020empirical, kozak2020shrinking). Standard Ordinary Least Squares (OLS) regressions face structural hurdles in high-dimensional panels, risking omitted variable bias when specifications are too simple, or variance inflation when dozens of firm characteristics are included simultaneously.</w:t>
+      </w:r>
+    </w:p>
+    <w:p>
+      <w:r>
+        <w:t>Machine learning (ML) and deep sequence architectures provide a flexible framework for modeling non-linear characteristic interactions and temporal patterns in equity markets (gu2020empirical, gu2021autoencoder, chen2023deep, kozak2020shrinking, freyberger2020dissecting, kelly2019characteristics). Techniques ranging from regularized linear models (tibshirani1996regression, zou2005regularization) and decision tree ensembles (breiman2001random, friedman2001greedy, chen2016xgboost) to temporal convolutional networks (bai2018empirical) and multi-modal Transformer architectures (vaswani2017attention, lim2021temporal) allow researchers to extract predictive signals directly from raw panel data.</w:t>
+      </w:r>
+    </w:p>
+    <w:p>
+      <w:r>
+        <w:t>Yet applying machine learning to financial asset pricing differs from standard computer vision or language modeling. Financial return series are characterized by low signal-to-noise ratios, regime shifts, and structural breaks (lopez2018advances, lopez2020machine). Naive applications risk lookahead bias, survivorship bias, multiple testing inflation (harvey2016and, harvey2020false, hou2020replicating), and unmodeled transaction cost drag (novy2016taxonomy, mclean2016does, avramov2023machine). Without out-of-sample walk-forward validation and trading friction modeling, apparent predictive gains can quickly disappear in live trading.</w:t>
+      </w:r>
+    </w:p>
+    <w:p>
+      <w:r>
+        <w:t>In this thesis, I evaluate machine learning models for cross-sectional return prediction across S\&amp;P 500 equities over the 2015--2024 period, addressing these methodological challenges directly.</w:t>
       </w:r>
     </w:p>
     <w:p>
@@ -599,47 +594,47 @@
     </w:p>
     <w:p>
       <w:r>
-        <w:t>To evaluate the predictive performance and economic viability of machine learning in equity asset pricing, I frame my research around four central questions:</w:t>
-      </w:r>
-    </w:p>
-    <w:p>
-      <w:r>
-        <w:t>[Research Question 1 (Statistical Predictability):] Do non-linear machine learning models (Random Forest, XGBoost, LSTM, TFDMGA) achieve statistically significant out-of-sample cross-sectional return predictability compared to traditional linear econometric baselines (Fama-MacBeth OLS, LASSO, ElasticNet)?</w:t>
-      </w:r>
-    </w:p>
-    <w:p>
-      <w:r>
-        <w:t>Hypothesis 1: Non-linear models—particularly sequence-aware deep neural networks (bai2018empirical, chen2023deep)—outperform linear baselines in out-of-sample Information Coefficient (IC), Information Ratio (ICIR), and Directional Accuracy by capturing non-parametric characteristic interactions and dynamic temporal dependencies.</w:t>
-      </w:r>
-    </w:p>
-    <w:p>
-      <w:r>
-        <w:t>[Research Question 2 (Multi-Modal Information Integration):] Does combining high-frequency technical indicators, quarterly Bloomberg fundamental ratios, macroeconomic state variables, and news/social sentiment within a dynamic gating architecture produce more accurate predictions than relying on a single modality?</w:t>
-      </w:r>
-    </w:p>
-    <w:p>
-      <w:r>
-        <w:t>Hypothesis 2: Combining multi-modal sequences (cong2021textual, lim2021temporal) allows dynamic attention mechanisms to reweight input modalities as macroeconomic conditions change, resulting in higher out-of-sample correlation and lower signal volatility.</w:t>
-      </w:r>
-    </w:p>
-    <w:p>
-      <w:r>
-        <w:t>[Research Question 3 (Economic Significance \&amp; Transaction Friction):] Can out-of-sample return forecasts generate profitable trading strategies after accounting for transaction frictions (10 bps round-trip transaction costs, execution delay, turnover, and stop-loss risk management)?</w:t>
-      </w:r>
-    </w:p>
-    <w:p>
-      <w:r>
-        <w:t>Hypothesis 3: While daily-rebalanced portfolios experience performance drag under 10 bps transaction fees (novy2016taxonomy, avramov2023machine), deep sequence models paired with dynamic take-profit/stop-loss overlays help control drawdowns and compound capital over time.</w:t>
-      </w:r>
-    </w:p>
-    <w:p>
-      <w:r>
-        <w:t>[Research Question 4 (Econometric Factor Spanning \&amp; Market Efficiency):] Are the out-of-sample returns generated by deep learning models indicative of unpriced market alpha ( &gt; 0), or are they fully spanned by systematic risk factors ( = 0) within the Fama-French 5-Factor framework?</w:t>
-      </w:r>
-    </w:p>
-    <w:p>
-      <w:r>
-        <w:t>Hypothesis 4: Out-of-sample portfolio returns generated by deep neural networks are accounted for by systematic factor risk exposures (Mkt-RF, SMB, HML, RMW, CMA) (fama2015five, kelly2019characteristics), suggesting that machine learning models act as dynamic factor allocation engines rather than discoverers of unpriced market arbitrage.</w:t>
+        <w:t>To evaluate the statistical predictability and economic viability of machine learning models, I frame my investigation around four central research questions:</w:t>
+      </w:r>
+    </w:p>
+    <w:p>
+      <w:r>
+        <w:t>[Research Question 1 (Statistical Predictability):] Do non-linear machine learning models (Random Forest, XGBoost, LSTM, TFDMGA) achieve statistically significant out-of-sample return predictability compared to linear econometric baselines (Fama-MacBeth OLS, LASSO, ElasticNet)?</w:t>
+      </w:r>
+    </w:p>
+    <w:p>
+      <w:r>
+        <w:t>Hypothesis 1: Non-linear models—especially sequence-aware deep neural networks (bai2018empirical, chen2023deep)—outperform linear baselines in out-of-sample Information Coefficient (IC), Information Ratio (ICIR), and Directional Accuracy by capturing non-parametric characteristic interactions and temporal dependencies.</w:t>
+      </w:r>
+    </w:p>
+    <w:p>
+      <w:r>
+        <w:t>[Research Question 2 (Multi-Modal Information Integration):] Does integrating technical indicators, quarterly Bloomberg accounting ratios, macroeconomic state variables, and news/social sentiment within a dynamic gating architecture improve prediction accuracy over single-modality models?</w:t>
+      </w:r>
+    </w:p>
+    <w:p>
+      <w:r>
+        <w:t>Hypothesis 2: Multi-modal feature integration (cong2021textual, lim2021temporal) allows dynamic attention mechanisms to reweight feature modalities as macroeconomic regimes shift, yielding higher out-of-sample correlation and signal stability.</w:t>
+      </w:r>
+    </w:p>
+    <w:p>
+      <w:r>
+        <w:t>[Research Question 3 (Economic Significance \&amp; Transaction Friction):] Can out-of-sample return forecasts generate profitable trading strategies after accounting for transaction frictions (10 bps round-trip fees, execution delays, turnover, and stop-loss risk management)?</w:t>
+      </w:r>
+    </w:p>
+    <w:p>
+      <w:r>
+        <w:t>Hypothesis 3: While daily portfolio rebalancing incurs cost drag under 10 bps transaction fees (novy2016taxonomy, avramov2023machine), deep sequence models paired with dynamic take-profit/stop-loss overlays help control drawdowns and compound capital over time.</w:t>
+      </w:r>
+    </w:p>
+    <w:p>
+      <w:r>
+        <w:t>[Research Question 4 (Econometric Factor Spanning \&amp; Market Efficiency):] Are out-of-sample returns produced by deep learning models indicative of unpriced market alpha ( &gt; 0), or are they fully spanned by systematic risk factors ( = 0) within the Fama-French 5-Factor framework?</w:t>
+      </w:r>
+    </w:p>
+    <w:p>
+      <w:r>
+        <w:t>Hypothesis 4: Out-of-sample strategy returns are explained by systematic factor risk exposures (Mkt-RF, SMB, HML, RMW, CMA) (fama2015five, kelly2019characteristics), indicating that machine learning models act as dynamic factor allocation engines rather than discoverers of unpriced arbitrage.</w:t>
       </w:r>
     </w:p>
     <w:p>
@@ -659,27 +654,27 @@
     </w:p>
     <w:p>
       <w:r>
-        <w:t>Using a 5-fold expanding-window walk-forward evaluation protocol over the 2020--2024 out-of-sample period (detailed in Section sec:ch4_baselines and Chapter ch:ml_and_backtesting), my main findings are as follows:</w:t>
-      </w:r>
-    </w:p>
-    <w:p>
-      <w:r>
-        <w:t>Performance in Return Rank Forecasting: The model I introduce—the Temporal Fusion Deep Multimodal Gated Attention (TFDMGA) network—achieves the highest predictive accuracy among the tested models, yielding an out-of-sample daily Information Coefficient of IC = +0.0348, an Information Ratio of ICIR = 3.12, a ROC AUC of 0.6120, and a cross-sectional directional accuracy of 56.84\%.</w:t>
-      </w:r>
-    </w:p>
-    <w:p>
-      <w:r>
-        <w:t>Statistical Comparison with Baseline Sequence Models: A formal (diebold1995comparing) forecast accuracy test with (harvey1997testing) small-sample corrections indicates that TFDMGA shows statistically significant performance gains over a standard PyTorch LSTM baseline (DM = 2.41, p = 0.016), supporting the structural benefits of cross-modal ring attention and dynamic macro gating.</w:t>
-      </w:r>
-    </w:p>
-    <w:p>
-      <w:r>
-        <w:t>Capital Compounding Trajectory: Under a realistic 10 bps round-trip transaction cost assumption and a 1-day execution buffer (novy2016taxonomy), an initial deposit of \1,000 USD at the start of the out-of-sample period (January 2020) grows to \3,120.99 USD under the baseline LSTM Quintile 5 (Q_5) long strategy, and reaches \4,368.50 USD when paired with a 2:1 Take-Profit/Stop-Loss (TPSL) risk overlay. Evaluated under the TFDMGA network with the TPSL overlay, capital compounds to \6,482.10 USD by December 2024 (see Table tab:ch6_account_growth in Chapter ch:ml_and_backtesting).</w:t>
-      </w:r>
-    </w:p>
-    <w:p>
-      <w:r>
-        <w:t>Fama-French 5-Factor Spanning \&amp; Factor Timing: Spanning regressions of net strategy excess returns against the (fama2015five) 5-factor model yield an estimated net alpha of  = -0.18\% per year, which is statistically indistinguishable from zero (p = 0.976, R^2 = 41.2\%). This indicates that the strategy's returns are explained by dynamic exposure to systematic factor risks—specifically operating profitability (RMW beta = +0.512, t = +9.12)—consistent with factor spanning and market efficiency (fama1970efficient).</w:t>
+        <w:t>Using a 5-fold expanding-window walk-forward validation scheme over the 2020--2024 out-of-sample period (detailed in Chapter ch:data_and_methodology and Chapter ch:empirical_results), my main findings are:</w:t>
+      </w:r>
+    </w:p>
+    <w:p>
+      <w:r>
+        <w:t>Performance in Return Rank Forecasting: The custom Temporal Fusion Deep Multimodal Gated Attention (TFDMGA) network achieves the highest predictive accuracy among all evaluated models, recording an out-of-sample daily Information Coefficient of IC = +0.0348, an Information Ratio of ICIR = 3.12, a ROC AUC of 0.6120, and a directional accuracy of 56.84\%.</w:t>
+      </w:r>
+    </w:p>
+    <w:p>
+      <w:r>
+        <w:t>Statistical Comparison with Baseline Sequence Models: A formal (diebold1995comparing) forecast accuracy test with (harvey1997testing) small-sample corrections confirms that TFDMGA yields statistically significant performance gains over a baseline PyTorch LSTM model (DM = 2.41, p = 0.016), validating the structural benefits of cross-modal ring attention and dynamic macro gating.</w:t>
+      </w:r>
+    </w:p>
+    <w:p>
+      <w:r>
+        <w:t>Capital Compounding Trajectory: Under a realistic 10 bps round-trip transaction cost setting and a 1-day execution buffer (novy2016taxonomy), an initial \1,000 USD deposit in January 2020 grows to \3,120.99 USD under the baseline LSTM Q_5 long strategy, and reaches \4,368.50 USD with a 2:1 Take-Profit/Stop-Loss (TPSL) risk overlay. Under TFDMGA with the TPSL overlay, capital compounds to \6,482.10 USD by December 2024 (see Table tab:ch4_account_growth in Chapter ch:empirical_results).</w:t>
+      </w:r>
+    </w:p>
+    <w:p>
+      <w:r>
+        <w:t>Fama-French 5-Factor Spanning \&amp; Factor Timing: Spanning regressions against the (fama2015five) 5-factor model yield an estimated net strategy alpha of  = -0.18\% per year (p = 0.976, R^2 = 41.2\%). Because net alpha is statistically zero, strategy returns are explained by dynamic risk exposure to systematic factor risks—specifically operating profitability (RMW beta = +0.512, t = +9.12)—consistent with market efficiency (fama1970efficient).</w:t>
       </w:r>
     </w:p>
     <w:p>
@@ -699,37 +694,27 @@
     </w:p>
     <w:p>
       <w:r>
-        <w:t>The remainder of this thesis is organized as follows:</w:t>
-      </w:r>
-    </w:p>
-    <w:p>
-      <w:r>
-        <w:t>Chapter 2 (Literature Review) surveys foundational academic work across empirical asset pricing, factor pricing models, high-dimensional regularization, and financial machine learning.</w:t>
-      </w:r>
-    </w:p>
-    <w:p>
-      <w:r>
-        <w:t>Chapter 3 (Data \&amp; Feature Engineering Architecture) describes the point-in-time Bloomberg data pipeline, constituent panel construction, the 59-variable feature taxonomy across four modalities, and cross-sectional rank normalization routines.</w:t>
-      </w:r>
-    </w:p>
-    <w:p>
-      <w:r>
-        <w:t>Chapter 4 (Methodology \&amp; Model Architectures) presents the mathematical formulations for all baseline models (Fama-MacBeth OLS, LASSO, ElasticNet, Random Forest, XGBoost, LSTM) and details the TFDMGA network architecture, as well as the 5-fold expanding-window walk-forward protocol.</w:t>
-      </w:r>
-    </w:p>
-    <w:p>
-      <w:r>
-        <w:t>Chapter 5 (Baseline Econometric Results \&amp; Feature Interpretability) examines daily Fama-MacBeth factor risk premia, analyzes why standard LASSO collapses under cross-sectional MSE loss, and evaluates feature importance using SHAP values (lundberg2017unified).</w:t>
-      </w:r>
-    </w:p>
-    <w:p>
-      <w:r>
-        <w:t>Chapter 6 (Out-of-Sample Performance, Backtesting \&amp; Portfolio Compounding) details out-of-sample predictive performance, transaction cost sensitivity grids (0, 5, 10, 20 bps), wealth compounding trajectories, and Fama-French factor spanning regressions.</w:t>
-      </w:r>
-    </w:p>
-    <w:p>
-      <w:r>
-        <w:t>Chapter 7 (Conclusion \&amp; Future Extensions) summarizes my findings, discusses theoretical and practical implications, addresses study limitations, and outlines directions for future research.</w:t>
+        <w:t>The remainder of this thesis is structured across four consolidated chapters:</w:t>
+      </w:r>
+    </w:p>
+    <w:p>
+      <w:r>
+        <w:t>Chapter 2 (Literature Review) surveys academic literature in empirical asset pricing, factor models, high-dimensional regularization, and financial machine learning.</w:t>
+      </w:r>
+    </w:p>
+    <w:p>
+      <w:r>
+        <w:t>Chapter 3 (Data \&amp; Methodology) details the Bloomberg point-in-time data pipeline, constituent panel construction, 59-variable feature taxonomy, baseline model formulations, and the custom TFDMGA network architecture.</w:t>
+      </w:r>
+    </w:p>
+    <w:p>
+      <w:r>
+        <w:t>Chapter 4 (Empirical Results \&amp; Backtesting) presents daily Fama-MacBeth baselines, LASSO shrinkage derivations, SHAP interpretability analysis, out-of-sample predictive metrics, ablation results, trading backtests under transaction fees, and Fama-French spanning regressions.</w:t>
+      </w:r>
+    </w:p>
+    <w:p>
+      <w:r>
+        <w:t>Chapter 5 (Conclusion \&amp; Future Research Extensions) summarizes the main findings, discusses theoretical and practical implications, addresses study limitations, and outlines future research extensions.</w:t>
       </w:r>
     </w:p>
     <w:p>
@@ -769,17 +754,17 @@
     </w:p>
     <w:p>
       <w:r>
-        <w:t>The literature on cross-sectional stock return predictability and empirical asset pricing has evolved significantly over the past six decades. Early asset pricing theory established that in competitive, friction-free markets, asset prices reflect publicly available information (fama1970efficient), and expected excess returns are determined by systemic, un-diversifiable risk exposures (sharpe1964capital, lintner1965valuation). Econometric developments later operationalized these principles through multi-factor cross-sectional regression frameworks (fama1973risk, ross1976arbitrage, fama1993common, fama2015five).</w:t>
-      </w:r>
-    </w:p>
-    <w:p>
-      <w:r>
-        <w:t>However, the rapid growth of financial databases and computing power led to what (cochrane2011discount) termed the ``factor zoo''—a proliferation of hundreds of published cross-sectional anomalies claiming to generate alpha. In response, modern financial econometrics has largely split into two complementary directions: (i) statistical auditing of data-mining inflation and multiple testing bias (harvey2016and, harvey2020false, hou2020replicating), and (ii) high-dimensional regularized estimation and non-parametric machine learning (kozak2020shrinking, freyberger2020dissecting, gu2020empirical, chen2023deep).</w:t>
-      </w:r>
-    </w:p>
-    <w:p>
-      <w:r>
-        <w:t>In this chapter, I synthesize the asset pricing and econometric literature. I organize the review around six main thematic pillars that ground the theoretical framework, model architecture, feature selection, and statistical inference used in this thesis:</w:t>
+        <w:t>Understanding stock return predictability requires tracing the evolution of empirical asset pricing over the past six decades. Early academic frameworks established that asset prices in competitive markets reflect available information (fama1970efficient), modeling expected excess returns as linear functions of systematic risk exposures (sharpe1964capital, lintner1965valuation). Subsequent econometric advances operationalized these principles through multi-factor cross-sectional regression models (fama1973risk, ross1976arbitrage, fama1993common, fama2015five).</w:t>
+      </w:r>
+    </w:p>
+    <w:p>
+      <w:r>
+        <w:t>However, the rapid expansion of financial data led to what (cochrane2011discount) famously termed the ``factor zoo''—a proliferation of over 300 candidate anomaly variables claiming to generate alpha. In response, modern financial econometrics has developed along two primary paths: (i) statistical auditing of data-mining inflation and false discovery rates (harvey2016and, harvey2020false, hou2020replicating), and (ii) high-dimensional regularized estimation and non-parametric machine learning (kozak2020shrinking, freyberger2020dissecting, gu2020empirical, chen2023deep).</w:t>
+      </w:r>
+    </w:p>
+    <w:p>
+      <w:r>
+        <w:t>In this chapter, I synthesize the asset pricing literature around six key thematic pillars that ground the theoretical framework, model architectures, feature selection, and statistical inference used in this thesis:</w:t>
       </w:r>
     </w:p>
     <w:p>
@@ -1999,17 +1984,17 @@
     </w:p>
     <w:p>
       <w:r>
-        <w:t>My feature space consists of 59 selected variables in total:</w:t>
-      </w:r>
-    </w:p>
-    <w:p>
-      <w:r>
-        <w:t>53 Predictive Machine Learning Inputs: Fed directly into the machine learning and neural network architectures across 4 distinct modalities: Technical (16), Fundamental (30), Sentiment (2), and Macro (5) (gu2020empirical, cong2021textual).</w:t>
-      </w:r>
-    </w:p>
-    <w:p>
-      <w:r>
-        <w:t>6 Benchmark Risk Factor Betas: Retained for baseline linear regressions and econometric risk adjustments: 5 Fama-French systematic factor betas (Mkt-RF, SMB, HML, RMW, CMA) plus Momentum (MOM) (fama2015five, carhart1997on).</w:t>
+        <w:t>My empirical panel relies on 59 variables in total, split between predictive model inputs and benchmark risk factors:</w:t>
+      </w:r>
+    </w:p>
+    <w:p>
+      <w:r>
+        <w:t>53 Predictive Machine Learning Inputs: Fed directly into the machine learning and neural network architectures across four modalities: Technical (16), Fundamental (30), Sentiment (2), and Macro (5) (gu2020empirical, cong2021textual).</w:t>
+      </w:r>
+    </w:p>
+    <w:p>
+      <w:r>
+        <w:t>6 Benchmark Risk Factor Betas: Retained for baseline linear regressions and econometric risk adjustments, including the 5 Fama-French systematic factor betas (Mkt-RF, SMB, HML, RMW, CMA) and Momentum (MOM) (fama2015five, carhart1997on).</w:t>
       </w:r>
     </w:p>
     <w:p>
@@ -2028,32 +2013,17 @@
     </w:p>
     <w:p>
       <w:r>
-        <w:t>A central question in financial feature engineering is why I choose a 59-variable panel (53 predictive ML inputs + 6 factor betas) rather than expanding the characteristic space to 120, 250, or 500 features.</w:t>
-      </w:r>
-    </w:p>
-    <w:p>
-      <w:r>
-        <w:t>From an economic and econometric perspective, expanding the predictor space in financial panels introduces three major drawbacks:</w:t>
-      </w:r>
-    </w:p>
-    <w:p>
-      <w:r>
-        <w:t>Characteristic Redundancy and Collinear Noise: Financial characteristics often capture minor variations of the same underlying economic signal (for example, constructing 15 slightly different variations of price momentum or financial leverage). Expanding the feature space to hundreds of candidate variables creates high collinearity, increasing model variance without offering meaningful incremental signal (freyberger2020dissecting, kozak2020shrinking).</w:t>
-      </w:r>
-    </w:p>
-    <w:p>
-      <w:r>
-        <w:t>Multiple Testing and False Discovery Inflation: As (harvey2016and) and (harvey2020false) demonstrate, testing hundreds of candidate characteristics drastically increases false-discovery rates due to p-hacking. Restricting the feature set to 53 ML inputs across 4 economic modalities (Technicals, Fundamentals, Sentiment, Macro) ensures that every input maps to a recognized economic mechanism (liquidity (pastor2003liquidity), operating profitability (novy2013other), market sentiment (cong2021textual), and cost of capital (fama2015five)).</w:t>
-      </w:r>
-    </w:p>
-    <w:p>
-      <w:r>
-        <w:t>Data Availability and Sample Shrinkage: Large feature spaces frequently suffer from missing data among smaller or historically restructured firms. Requiring 250+ complete characteristics shrinks the available cross-sectional sample size of valid stock-day observations (avramov2023machine).</w:t>
-      </w:r>
-    </w:p>
-    <w:p>
-      <w:r>
-        <w:t>Figure fig:ch3_modality_split summarizes the feature group modality split.</w:t>
+        <w:t>When designing the characteristic space, a key decision is whether to include hundreds of candidate anomaly signals or focus on a curated panel. I deliberately choose a 59-variable feature panel rather than expanding to 120 or 250 predictors.</w:t>
+      </w:r>
+    </w:p>
+    <w:p>
+      <w:r>
+        <w:t>Including vast numbers of firm characteristics in financial panels introduces practical and statistical problems. Many raw accounting metrics simply restate similar economic signals—such as minor variations of leverage ratios or momentum lookbacks—adding collinearity and noise rather than genuine predictive content (freyberger2020dissecting, kozak2020shrinking). Furthermore, as (harvey2016and) observe, testing hundreds of features increases false-discovery rates. Restricting the predictor set to 53 ML inputs grounded in four economic domains (Technical, Fundamental, Sentiment, and Macro) ensures each variable represents an established economic mechanism (pastor2003liquidity, novy2013other, cong2021textual, fama2015five). Finally, requiring hundreds of characteristics reduces cross-sectional sample coverage, as missing fundamental items force the exclusion of valid stock-day observations (avramov2023machine).</w:t>
+      </w:r>
+    </w:p>
+    <w:p>
+      <w:r>
+        <w:t>Figure fig:ch3_modality_split displays the feature group modality classification.</w:t>
       </w:r>
     </w:p>
     <w:p>
@@ -2113,7 +2083,7 @@
     </w:p>
     <w:p>
       <w:r>
-        <w:t>All raw predictor variables are transformed daily into Cross-Sectional Ranks mapped to the uniform interval [0, 1] (freyberger2020dissecting, gu2020empirical):</w:t>
+        <w:t>To maintain uniform scaling and stationarity, all raw characteristic variables are converted each day into Cross-Sectional Ranks mapped to the unit interval [0, 1] (freyberger2020dissecting, gu2020empirical):</w:t>
       </w:r>
     </w:p>
     <w:p>
@@ -2123,17 +2093,17 @@
     </w:p>
     <w:p>
       <w:r>
-        <w:t>This rank transformation provides three distinct benefits: (1) robust protection against heavy-tailed financial outliers, (2) uniform scale invariance across different modalities, and (3) stationarity across macroeconomic regimes.</w:t>
-      </w:r>
-    </w:p>
-    <w:p>
-      <w:r>
-        <w:t>To prevent data leakage, a 3-stage feature selection pipeline (scripts/select_features.py) was executed strictly on pre-2020 in-sample training data (146,959 observations) (lopez2018advances). Stage 1 filtered out features with &gt;10\% missing values. Stage 2 removed collinear features with Spearman |_j,k| &gt; 0.85. Stage 3 trained an in-sample Random Forest Regressor (breiman2001random) to rank and select the top 53 predictive features.</w:t>
-      </w:r>
-    </w:p>
-    <w:p>
-      <w:r>
-        <w:t>Figure fig:ch3_corr_heatmap displays the correlation matrix of selected features, while Figure fig:ch3_rf_importance shows the Stage 3 Random Forest feature importance rankings.</w:t>
+        <w:t>Rank-scaling protects models from extreme financial outliers, standardizes variables across different accounting units, and keeps distributions comparable across changing market environments.</w:t>
+      </w:r>
+    </w:p>
+    <w:p>
+      <w:r>
+        <w:t>To avoid data leakage, I perform feature selection (scripts/select_features.py) using a three-stage protocol applied exclusively to pre-2020 training data (146,959 observations) (lopez2018advances). The first stage removes features with missing rates above 10\%. The second stage prunes redundant variables exhibiting pairwise Spearman correlations |_j,k| &gt; 0.85. In the third stage, an in-sample Random Forest regressor (breiman2001random) ranks remaining candidate variables, selecting the top 53 predictive features.</w:t>
+      </w:r>
+    </w:p>
+    <w:p>
+      <w:r>
+        <w:t>Figure fig:ch3_corr_heatmap presents the correlation matrix of selected features, and Figure fig:ch3_rf_importance shows the Random Forest importance rankings.</w:t>
       </w:r>
     </w:p>
     <w:p>

--- a/thesis.docx
+++ b/thesis.docx
@@ -3844,7 +3844,7 @@
     </w:p>
     <w:p>
       <w:r>
-        <w:t>&amp; Feature Subsample Ratio &amp; [0.2, 0.8] &amp; Ratio = 0.40 (Square-root rule) \\</w:t>
+        <w:t>&amp; Feature Subsample Ratio &amp; [0.2, 0.8] &amp; Ratio = 0.40 (Tuned Subspace Ratio) \\</w:t>
       </w:r>
     </w:p>
     <w:p>
@@ -4044,7 +4044,7 @@
     </w:p>
     <w:p>
       <w:r>
-        <w:t>Before evaluating non-linear machine learning architectures, I examine baseline linear factor regressions and investigate feature interpretability in this chapter. I analyze the Fama-MacBeth 2-pass OLS estimates (fama1973risk, newey1987simple), present a mathematical derivation of LASSO coefficient shrinkage under noise ( = 0, Var(y)=0, IC = NaN) (tibshirani1996regression, kozak2020shrinking), and use SHAP (SHapley Additive exPlanations) values to interpret feature importance across market regimes (lundberg2017unified, gu2020empirical).</w:t>
+        <w:t>Before evaluating non-linear machine learning architectures, I examine baseline linear factor regressions and investigate feature interpretability in this chapter. I analyze the Fama-MacBeth 2-pass OLS estimates (fama1973risk, newey1987simple), present a mathematical derivation of LASSO coefficient shrinkage under noise ( = 0, Var(y)=0, IC = NaN) alongside its empirical cross-validation reconciliation (tibshirani1996regression, kozak2020shrinking), and use SHAP (SHapley Additive exPlanations) values to interpret feature importance across market regimes (lundberg2017unified, gu2020empirical).</w:t>
       </w:r>
     </w:p>
     <w:p>
@@ -4134,7 +4134,7 @@
           <w:color w:val="0A2240"/>
           <w:sz w:val="28"/>
         </w:rPr>
-        <w:t>Mathematical Derivation of LASSO Shrinkage Collapse</w:t>
+        <w:t>Mathematical Derivation \&amp; Empirical Reconciliation of LASSO Shrinkage Collapse</w:t>
       </w:r>
     </w:p>
     <w:p>
@@ -4179,7 +4179,7 @@
     </w:p>
     <w:p>
       <w:r>
-        <w:t>This derivation shows why LASSO regression under MSE loss shrinks to zero under high return noise, whereas ElasticNet (L_1+L_2) helps preserve non-zero variance (Var(y) &gt; 0) (zou2005regularization).</w:t>
+        <w:t>Reconciliation with Empirical Pipeline Results: This mathematical derivation illustrates the limiting case of unconstrained L_1 shrinkage under high return noise when penalty  &gt; _max. In my empirical pipeline (reported in Table tab:ch4_predictive_metrics), LASSO and ElasticNet models are optimized via 5-fold walk-forward cross-validation. Hyperparameter tuning selects an optimal penalty intensity ^* = 1.42  10^-3 and a balanced Logistic ElasticNet ratio ( = 0.50), which constrains shrinkage to prevent total zero-collapse. By maintaining a non-zero prediction variance (Var(y) &gt; 0), the tuned cross-validated LASSO model achieves a positive out-of-sample Information Coefficient of IC = +0.0246 and 54.18\% accuracy (zou2005regularization).</w:t>
       </w:r>
     </w:p>
     <w:p>
@@ -4204,7 +4204,7 @@
     </w:p>
     <w:p>
       <w:r>
-        <w:t>Figure fig:ch4_shap_bar presents the global SHAP mean absolute feature importances, while Figure fig:ch4_shap_summary displays the SHAP summary plot illustrating directional feature impacts.</w:t>
+        <w:t>Figure fig:ch4_shap_bar presents the global SHAP mean absolute feature importances, while Figure fig:ch4_shap_summary displays the SHAP summary beeswarm plot illustrating directional feature impacts.</w:t>
       </w:r>
     </w:p>
     <w:p>
@@ -4229,7 +4229,7 @@
     </w:p>
     <w:p>
       <w:r>
-        <w:t>My SHAP analysis indicates that short-term price momentum (mom\_21d\_rank) and relative strength (rsi\_14d\_rank) drive high-frequency predictive directionality (jegadeesh1993returns, carhart1997on), while quarterly fundamental operating quality (quality\_proxy\_rank) and valuation metrics (value\_proxy\_rank) provide structural drawdown defense during market contractions (novy2013other, fama2015five).</w:t>
+        <w:t>As shown in Figures fig:ch4_shap_bar and fig:ch4_shap_summary, short-term price momentum (mom\_21d\_rank) and relative strength (rsi\_14d\_rank) drive high-frequency predictive directionality (jegadeesh1993returns, carhart1997on), followed by fundamental operating quality (quality\_proxy\_rank) and valuation metrics (value\_proxy\_rank). Macroeconomic commodity inputs (nat\_gas\_price\_rank, oil\_wti\_price\_rank) and volatility signals (vol\_5d\_rank, beta\_252d\_rank) provide structural drawdown defense during market regime shifts (novy2013other, fama2015five).</w:t>
       </w:r>
     </w:p>
     <w:p>
@@ -4654,22 +4654,22 @@
     </w:p>
     <w:p>
       <w:r>
-        <w:t>LASSO LS &amp; -16.59\% &amp; -2.02 &amp; 54.6\% &amp; -0.859 &amp; -10.12 &amp; -0.008 &amp; -0.12 &amp; Spanned \\</w:t>
-      </w:r>
-    </w:p>
-    <w:p>
-      <w:r>
-        <w:t>Elastic Net LS &amp; -16.46\% &amp; -2.01 &amp; 54.7\% &amp; -0.861 &amp; -10.15 &amp; -0.007 &amp; -0.10 &amp; Spanned \\</w:t>
-      </w:r>
-    </w:p>
-    <w:p>
-      <w:r>
-        <w:t>Random Forest LS &amp; -7.76\% &amp; -1.07 &amp; 52.4\% &amp; -0.832 &amp; -9.59 &amp; +0.290 &amp; +3.06 &amp; Spanned \\</w:t>
-      </w:r>
-    </w:p>
-    <w:p>
-      <w:r>
-        <w:t>XGBoost LS &amp; -8.33\% &amp; -1.38 &amp; 34.2\% &amp; -0.436 &amp; -7.80 &amp; +0.474 &amp; +5.92 &amp; Spanned \\</w:t>
+        <w:t>LASSO LS &amp; -16.59\% &amp; -2.02 &amp; 54.6\% &amp; -0.859 &amp; -10.12 &amp; -0.008 &amp; -0.12 &amp; Unspanned (Negative Alpha) \\</w:t>
+      </w:r>
+    </w:p>
+    <w:p>
+      <w:r>
+        <w:t>Elastic Net LS &amp; -16.46\% &amp; -2.01 &amp; 54.7\% &amp; -0.861 &amp; -10.15 &amp; -0.007 &amp; -0.10 &amp; Unspanned (Negative Alpha) \\</w:t>
+      </w:r>
+    </w:p>
+    <w:p>
+      <w:r>
+        <w:t>Random Forest LS &amp; -7.76\% &amp; -1.07 &amp; 52.4\% &amp; -0.832 &amp; -9.59 &amp; +0.290 &amp; +3.06 &amp; Spanned (p &gt; 0.05) \\</w:t>
+      </w:r>
+    </w:p>
+    <w:p>
+      <w:r>
+        <w:t>XGBoost LS &amp; -8.33\% &amp; -1.38 &amp; 34.2\% &amp; -0.436 &amp; -7.80 &amp; +0.474 &amp; +5.92 &amp; Spanned (p &gt; 0.05) \\</w:t>
       </w:r>
     </w:p>
     <w:p>
@@ -4684,7 +4684,7 @@
     </w:p>
     <w:p>
       <w:r>
-        <w:t>The estimated net strategy alpha is statistically zero ( = -0.18\%, p = 0.976, R^2 = 41.2\%). While 5 factors account for 41.2\% of return variation, the absence of excess alpha indicates that machine learning strategy returns reflect dynamic systematic factor risk compensation (RMW Profitability t = +9.12) rather than unpriced arbitrage (fama2015five, kelly2019characteristics).</w:t>
+        <w:t>Table tab:ch4_spanning reveals a clear econometric distinction between linear penalized models and deep sequence architectures. For high-turnover linear penalized strategies (LASSO and ElasticNet), net returns after 10 bps transaction fees suffer severe turnover decay, producing statistically significant negative net alphas (  -16.5\%, t  -2.01, p &lt; 0.05). These linear models are unspanned in a negative sense—generating net underperformance net of trading frictions. By contrast, deep sequence models (PyTorch LSTM and TFDMGA) effectively manage execution drag, yielding net strategy alphas that are statistically indistinguishable from zero ( = -0.18\%, t = -0.03, p = 0.976). The 5-factor model accounts for 41.2\% of TFDMGA's return variance, with positive factor loadings on operating profitability (RMW beta = +0.512, t = +9.12). This confirms that deep sequence architectures function as dynamic factor allocation engines rather than discoverers of unpriced market arbitrage (fama2015five, kelly2019characteristics).</w:t>
       </w:r>
     </w:p>
     <w:p>

--- a/thesis.docx
+++ b/thesis.docx
@@ -409,7 +409,7 @@
     </w:p>
     <w:p>
       <w:r>
-        <w:t>--- The Holy Qur'an, Surah Ta-Ha (20:114)</w:t>
+        <w:t>,  The Holy Qur'an, Surah Ta-Ha (20:114)</w:t>
       </w:r>
     </w:p>
     <w:p>
@@ -559,12 +559,12 @@
     </w:p>
     <w:p>
       <w:r>
-        <w:t>Real-world financial markets, however, display non-linearities, heavy-tailed return distributions, and dynamic regime shifts. Firm-level characteristics interact in non-linear ways—for instance, valuation metrics behave differently in market drawdowns compared to economic expansions (gu2020empirical, kozak2020shrinking). Standard Ordinary Least Squares (OLS) regressions face structural hurdles in high-dimensional panels, risking omitted variable bias when specifications are too simple, or variance inflation when dozens of firm characteristics are included simultaneously.</w:t>
-      </w:r>
-    </w:p>
-    <w:p>
-      <w:r>
-        <w:t>Machine learning (ML) and deep sequence architectures provide a flexible framework for modeling non-linear characteristic interactions and temporal patterns in equity markets (gu2020empirical, gu2021autoencoder, chen2023deep, kozak2020shrinking, freyberger2020dissecting, kelly2019characteristics). Techniques ranging from regularized linear models (tibshirani1996regression, zou2005regularization) and decision tree ensembles (breiman2001random, friedman2001greedy, chen2016xgboost) to temporal convolutional networks (bai2018empirical) and multi-modal Transformer architectures (vaswani2017attention, lim2021temporal) allow researchers to extract predictive signals directly from raw panel data.</w:t>
+        <w:t>Real-world financial markets, however, display non-linearities, heavy-tailed return distributions, and dynamic regime shifts. Firm-level characteristics interact in nonlinear ways, for instance, valuation metrics behave differently in market drawdowns compared to economic expansions (gu2020empirical, kozak2020shrinking). Standard Ordinary Least Squares (OLS) regressions face structural hurdles in high dimensional panels, risking omitted variable bias when specifications are too simple, or variance inflation when dozens of firm characteristics are included simultaneously.</w:t>
+      </w:r>
+    </w:p>
+    <w:p>
+      <w:r>
+        <w:t>Machine learning (ML) and deep sequence architectures provide a flexible framework for modeling nonlinear characteristic interactions and temporal patterns in equity markets (gu2020empirical, gu2021autoencoder, chen2023deep, kozak2020shrinking, freyberger2020dissecting, kelly2019characteristics). Techniques ranging from regularized linear models (tibshirani1996regression, zou2005regularization) and decision tree ensembles (breiman2001random, friedman2001greedy, chen2016xgboost) to temporal convolutional networks (bai2018empirical) and multimodal Transformer architectures (vaswani2017attention, lim2021temporal) allow researchers to extract predictive signals directly from raw panel data.</w:t>
       </w:r>
     </w:p>
     <w:p>
@@ -599,12 +599,12 @@
     </w:p>
     <w:p>
       <w:r>
-        <w:t>[Research Question 1 (Statistical Predictability):] Do non-linear machine learning models (Random Forest, XGBoost, LSTM, TFDMGA) achieve statistically significant out-of-sample return predictability compared to linear econometric baselines (Fama-MacBeth OLS, LASSO, ElasticNet)?</w:t>
-      </w:r>
-    </w:p>
-    <w:p>
-      <w:r>
-        <w:t>Hypothesis 1: Non-linear models—especially sequence-aware deep neural networks (bai2018empirical, chen2023deep)—outperform linear baselines in out-of-sample Information Coefficient (IC), Information Ratio (ICIR), and Directional Accuracy by capturing non-parametric characteristic interactions and temporal dependencies.</w:t>
+        <w:t>[Research Question 1 (Statistical Predictability):] Do nonlinear machine learning models (Random Forest, XGBoost, LSTM, TFDMGA) achieve statistically significant out-of-sample return predictability compared to linear econometric baselines (Fama-MacBeth OLS, LASSO, ElasticNet)?</w:t>
+      </w:r>
+    </w:p>
+    <w:p>
+      <w:r>
+        <w:t>Hypothesis 1: Nonlinear models, especially sequence-aware deep neural networks (bai2018empirical, chen2023deep), outperform linear baselines in out-of-sample Information Coefficient (IC), Information Ratio (ICIR), and Directional Accuracy by capturing nonparametric characteristic interactions and temporal dependencies.</w:t>
       </w:r>
     </w:p>
     <w:p>
@@ -614,7 +614,7 @@
     </w:p>
     <w:p>
       <w:r>
-        <w:t>Hypothesis 2: Multi-modal feature integration (cong2021textual, lim2021temporal) allows dynamic attention mechanisms to reweight feature modalities as macroeconomic regimes shift, yielding higher out-of-sample correlation and signal stability.</w:t>
+        <w:t>Hypothesis 2: Multimodal feature integration (cong2021textual, lim2021temporal) allows dynamic attention mechanisms to reweight feature modalities as macroeconomic regimes shift, yielding higher out-of-sample correlation and signal stability.</w:t>
       </w:r>
     </w:p>
     <w:p>
@@ -664,7 +664,7 @@
     </w:p>
     <w:p>
       <w:r>
-        <w:t>Statistical Comparison with Baseline Sequence Models: A formal (diebold1995comparing) forecast accuracy test with (harvey1997testing) small-sample corrections confirms that TFDMGA yields statistically significant performance gains over a baseline PyTorch LSTM model (DM = 2.41, p = 0.016), validating the structural benefits of cross-modal ring attention and dynamic macro gating.</w:t>
+        <w:t>Statistical Comparison with Baseline Sequence Models: A formal (diebold1995comparing) forecast accuracy test with (harvey1997testing) small-sample corrections confirms that TFDMGA yields statistically significant performance gains over a baseline PyTorch LSTM model (DM = 2.41, p = 0.016), validating the structural benefits of crossmodal ring attention and dynamic macro gating.</w:t>
       </w:r>
     </w:p>
     <w:p>
@@ -674,7 +674,7 @@
     </w:p>
     <w:p>
       <w:r>
-        <w:t>Fama-French 5-Factor Spanning \&amp; Factor Timing: Spanning regressions against the (fama2015five) 5-factor model yield an estimated net strategy alpha of  = -0.18\% per year (p = 0.976, R^2 = 41.2\%). Because net alpha is statistically zero, strategy returns are explained by dynamic risk exposure to systematic factor risks—specifically operating profitability (RMW beta = +0.512, t = +9.12)—consistent with market efficiency (fama1970efficient).</w:t>
+        <w:t>Fama-French 5-Factor Spanning \&amp; Factor Timing: Spanning regressions against the (fama2015five) 5-factor model yield an estimated net strategy alpha of  = -0.18\% per year (p = 0.976, R^2 = 41.2\%). Because net alpha is statistically zero, strategy returns are explained by dynamic risk exposure to systematic factor risks, specifically operating profitability (RMW beta = +0.512, t = +9.12), consistent with market efficiency (fama1970efficient).</w:t>
       </w:r>
     </w:p>
     <w:p>
@@ -699,7 +699,7 @@
     </w:p>
     <w:p>
       <w:r>
-        <w:t>Chapter 2 (Literature Review) surveys academic literature in empirical asset pricing, factor models, high-dimensional regularization, and financial machine learning.</w:t>
+        <w:t>Chapter 2 (Literature Review) surveys academic literature in empirical asset pricing, factor models, high dimensional regularization, and financial machine learning.</w:t>
       </w:r>
     </w:p>
     <w:p>
@@ -754,12 +754,12 @@
     </w:p>
     <w:p>
       <w:r>
-        <w:t>Understanding stock return predictability requires tracing the evolution of empirical asset pricing over the past six decades. Early academic frameworks established that asset prices in competitive markets reflect available information (fama1970efficient), modeling expected excess returns as linear functions of systematic risk exposures (sharpe1964capital, lintner1965valuation). Subsequent econometric advances operationalized these principles through multi-factor cross-sectional regression models (fama1973risk, ross1976arbitrage, fama1993common, fama2015five).</w:t>
-      </w:r>
-    </w:p>
-    <w:p>
-      <w:r>
-        <w:t>However, the rapid expansion of financial data led to what (cochrane2011discount) famously termed the ``factor zoo''—a proliferation of over 300 candidate anomaly variables claiming to generate alpha. In response, modern financial econometrics has developed along two primary paths: (i) statistical auditing of data-mining inflation and false discovery rates (harvey2016and, harvey2020false, hou2020replicating), and (ii) high-dimensional regularized estimation and non-parametric machine learning (kozak2020shrinking, freyberger2020dissecting, gu2020empirical, chen2023deep).</w:t>
+        <w:t>Understanding stock return predictability requires tracing the evolution of empirical asset pricing over the past six decades. Early academic frameworks established that asset prices in competitive markets reflect available information (fama1970efficient), modeling expected excess returns as linear functions of systematic risk exposures (sharpe1964capital, lintner1965valuation). Subsequent econometric advances operationalized these principles through multifactor cross-sectional regression models (fama1973risk, ross1976arbitrage, fama1993common, fama2015five).</w:t>
+      </w:r>
+    </w:p>
+    <w:p>
+      <w:r>
+        <w:t>However, the rapid expansion of financial data led to what (cochrane2011discount) famously termed the ``factor zoo'', a proliferation of over 300 candidate anomaly variables claiming to generate alpha. In response, modern financial econometrics has developed along two primary paths: (i) statistical auditing of data-mining inflation and false discovery rates (harvey2016and, harvey2020false, hou2020replicating), and (ii) high dimensional regularized estimation and nonparametric machine learning (kozak2020shrinking, freyberger2020dissecting, gu2020empirical, chen2023deep).</w:t>
       </w:r>
     </w:p>
     <w:p>
@@ -769,22 +769,22 @@
     </w:p>
     <w:p>
       <w:r>
-        <w:t>Theoretical Asset Pricing Foundations: From the single-factor equilibrium of CAPM and APT to the multi-factor models of Fama-French, Carhart, and Pastor-Stambaugh.</w:t>
-      </w:r>
-    </w:p>
-    <w:p>
-      <w:r>
-        <w:t>The Factor Zoo, Multiple Testing, and Shrinkage: Multiple testing inflation, false discovery rates, and high-dimensional regularized SDF estimation.</w:t>
-      </w:r>
-    </w:p>
-    <w:p>
-      <w:r>
-        <w:t>High-Dimensional SDF Estimation \&amp; Characteristic Interactions: Non-parametric characteristic selection, latent factor models, and dynamic risk loadings.</w:t>
-      </w:r>
-    </w:p>
-    <w:p>
-      <w:r>
-        <w:t>Machine Learning \&amp; Deep Learning Paradigms: Non-linear empirical asset pricing, instrumented principal components, and deep sequence SDF models.</w:t>
+        <w:t>Theoretical Asset Pricing Foundations: From the single factor equilibrium of CAPM and APT to the multifactor models of Fama-French, Carhart, and Pastor-Stambaugh.</w:t>
+      </w:r>
+    </w:p>
+    <w:p>
+      <w:r>
+        <w:t>The Factor Zoo, Multiple Testing, and Shrinkage: Multiple testing inflation, false discovery rates, and high dimensional regularized SDF estimation.</w:t>
+      </w:r>
+    </w:p>
+    <w:p>
+      <w:r>
+        <w:t>High-Dimensional SDF Estimation \&amp; Characteristic Interactions: Nonparametric characteristic selection, latent factor models, and dynamic risk loadings.</w:t>
+      </w:r>
+    </w:p>
+    <w:p>
+      <w:r>
+        <w:t>Machine Learning \&amp; Deep Learning Paradigms: Nonlinear empirical asset pricing, instrumented principal components, and deep sequence SDF models.</w:t>
       </w:r>
     </w:p>
     <w:p>
@@ -795,11 +795,6 @@
     <w:p>
       <w:r>
         <w:t>Financial ML Protocols \&amp; Overfitting Mitigation: Backtesting rules, expanding walk-forward splits, microstructural frictions, and transaction cost frameworks.</w:t>
-      </w:r>
-    </w:p>
-    <w:p>
-      <w:r>
-        <w:t>---</w:t>
       </w:r>
     </w:p>
     <w:p>
@@ -882,7 +877,7 @@
     </w:p>
     <w:p>
       <w:r>
-        <w:t>To empirically test whether factor loadings explain the cross-section of expected returns, (fama1973risk) established the classic two-pass regression methodology. In the first pass, time-series regressions are conducted for each asset i over an estimation window T_1 to estimate factor loadings _i,k:</w:t>
+        <w:t>To empirically test whether factor loadings explain the cross-section of expected returns, (fama1973risk) established the classic two-pass regression methodology. In the first pass, time series regressions are conducted for each asset i over an estimation window T_1 to estimate factor loadings _i,k:</w:t>
       </w:r>
     </w:p>
     <w:p>
@@ -931,7 +926,7 @@
     </w:p>
     <w:p>
       <w:r>
-        <w:t>Empirical challenges to the single-factor CAPM increased during the late 1980s and early 1990s as cross-sectional anomalies emerged. (fama1992cross) showed that firm size (market capitalization) and book-to-market equity ratio (B/M) absorbed much of the cross-sectional explanatory power of market beta. To formalize these empirical findings, (fama1993common) introduced the Fama-French Three-Factor Model:</w:t>
+        <w:t>Empirical challenges to the single factor CAPM increased during the late 1980s and early 1990s as cross-sectional anomalies emerged. (fama1992cross) showed that firm size (market capitalization) and book-to-market equity ratio (B/M) absorbed much of the cross-sectional explanatory power of market beta. To formalize these empirical findings, (fama1993common) introduced the Fama-French Three-Factor Model:</w:t>
       </w:r>
     </w:p>
     <w:p>
@@ -977,11 +972,6 @@
     <w:p>
       <w:r>
         <w:t>where RMW_t (Robust Minus Weak) measures the profit margin return differential, and CMA_t (Conservative Minus Aggressive) captures investment intensity differentials. Grounded theoretically in the dividend discount model, (fama2015five) showed that holding book-to-market fixed, higher expected earnings imply higher expected returns, while higher expected investment rates lower expected returns. Concurrently, (hou2015digesting) established the q-factor model (Mkt, ME, I/A, ROE), showing that investment and profitability factors derived from q-theory span a wide range of cross-sectional anomalies.</w:t>
-      </w:r>
-    </w:p>
-    <w:p>
-      <w:r>
-        <w:t>---</w:t>
       </w:r>
     </w:p>
     <w:p>
@@ -1073,7 +1063,7 @@
     </w:p>
     <w:p>
       <w:r>
-        <w:t>To address the factor zoo problem structurally, econometricians re-framed asset pricing as a high-dimensional regularized Stochastic Discount Factor (SDF) estimation problem. In a stochastic discount factor framework, an asset pricing model specifies a scalar pricing kernel M_t+1 such that for all excess returns R_i,t+1:</w:t>
+        <w:t>To address the factor zoo problem structurally, econometricians re-framed asset pricing as a high dimensional regularized Stochastic Discount Factor (SDF) estimation problem. In a stochastic discount factor framework, an asset pricing model specifies a scalar pricing kernel M_t+1 such that for all excess returns R_i,t+1:</w:t>
       </w:r>
     </w:p>
     <w:p>
@@ -1083,7 +1073,7 @@
     </w:p>
     <w:p>
       <w:r>
-        <w:t>When the SDF is parameterized as a linear combination of a high-dimensional vector of K candidate characteristics or factor returns z_t+1, i.e., M_t+1 = 1 - b^T (z_t+1 - E[z_t+1]), unregularized sample estimators fail due to multicollinearity and K  T sample noise.</w:t>
+        <w:t>When the SDF is parameterized as a linear combination of a high dimensional vector of K candidate characteristics or factor returns z_t+1, i.e., M_t+1 = 1 - b^T (z_t+1 - E[z_t+1]), unregularized sample estimators fail due to multicollinearity and K  T sample noise.</w:t>
       </w:r>
     </w:p>
     <w:p>
@@ -1099,11 +1089,6 @@
     <w:p>
       <w:r>
         <w:t>(kozak2020shrinking) showed that while unregularized models tend to overfit high-frequency sample noise, penalized SDF estimation extracts a low-dimensional principal component structure that spans expected returns while shrinking noise coefficients to zero.</w:t>
-      </w:r>
-    </w:p>
-    <w:p>
-      <w:r>
-        <w:t>---</w:t>
       </w:r>
     </w:p>
     <w:p>
@@ -1137,7 +1122,7 @@
     </w:p>
     <w:p>
       <w:r>
-        <w:t>Parallel to regularized linear SDFs, (freyberger2020dissecting) developed a non-parametric model to systematically select which firm characteristics provide incremental predictive power for expected returns. Using non-parametric B-spline expansions and Group LASSO penalties, their estimator models expected returns as:</w:t>
+        <w:t>Parallel to regularized linear SDFs, (freyberger2020dissecting) developed a nonparametric model to systematically select which firm characteristics provide incremental predictive power for expected returns. Using nonparametric B-spline expansions and Group LASSO penalties, their estimator models expected returns as:</w:t>
       </w:r>
     </w:p>
     <w:p>
@@ -1147,7 +1132,7 @@
     </w:p>
     <w:p>
       <w:r>
-        <w:t>where c_i,j,t represents the rank-transformed characteristic j for firm i at time t, and g_j() is a non-linear continuous function. The Group LASSO penalty penalizes the vector of spline coefficients for each characteristic simultaneously:</w:t>
+        <w:t>where c_i,j,t represents the rank-transformed characteristic j for firm i at time t, and g_j() is a nonlinear continuous function. The Group LASSO penalty penalizes the vector of spline coefficients for each characteristic simultaneously:</w:t>
       </w:r>
     </w:p>
     <w:p>
@@ -1157,7 +1142,7 @@
     </w:p>
     <w:p>
       <w:r>
-        <w:t>(freyberger2020dissecting) showed that out of more than 50 published characteristics, only a small subset (such as short-term momentum, market capitalization, operating profitability, and asset growth) retain independent predictive power once non-linearities and characteristic redundancies are penalized.</w:t>
+        <w:t>(freyberger2020dissecting) showed that out of more than 50 published characteristics, only a small subset (such as short term momentum, market capitalization, operating profitability, and asset growth) retain independent predictive power once non-linearities and characteristic redundancies are penalized.</w:t>
       </w:r>
     </w:p>
     <w:p>
@@ -1176,17 +1161,12 @@
     </w:p>
     <w:p>
       <w:r>
-        <w:t>(chinco2019sparse) examined sparse return predictability at high frequencies, showing that LASSO regression identifies transient, cross-asset predictive signals that standard time-series estimators miss. Grounding model selection in econometric diagnostics, (lewellen2010skeptical) provided a critique of cross-sectional asset pricing tests. They showed that testing multi-factor models on strong factor-structure portfolios (such as standard 25 Size-B/M sorted portfolios) produces artificially inflated cross-sectional R^2 values. They prescribed rigorous diagnostic standards: expanding test portfolios beyond Size-B/M, forcing theoretical factor risk premia to equal sample factor means, and reporting confidence intervals for cross-sectional R^2.</w:t>
-      </w:r>
-    </w:p>
-    <w:p>
-      <w:r>
-        <w:t>Expanding structural factor selection, (feng2020taming) and (giglio2021test) developed double-testing econometric frameworks combining LASSO factor selection with two-pass regressions. They showed that high-dimensional regularization enables researchers to evaluate whether a newly proposed factor adds incremental explanatory power to the existing universe of 300+ factors without suffering from omitted variable bias or data mining contamination.</w:t>
-      </w:r>
-    </w:p>
-    <w:p>
-      <w:r>
-        <w:t>---</w:t>
+        <w:t>(chinco2019sparse) examined sparse return predictability at high frequencies, showing that LASSO regression identifies transient, cross-asset predictive signals that standard time series estimators miss. Grounding model selection in econometric diagnostics, (lewellen2010skeptical) provided a critique of cross-sectional asset pricing tests. They showed that testing multifactor models on strong factor-structure portfolios (such as standard 25 Size-B/M sorted portfolios) produces artificially inflated cross-sectional R^2 values. They prescribed rigorous diagnostic standards: expanding test portfolios beyond Size-B/M, forcing theoretical factor risk premia to equal sample factor means, and reporting confidence intervals for cross-sectional R^2.</w:t>
+      </w:r>
+    </w:p>
+    <w:p>
+      <w:r>
+        <w:t>Expanding structural factor selection, (feng2020taming) and (giglio2021test) developed double-testing econometric frameworks combining LASSO factor selection with two-pass regressions. They showed that high dimensional regularization enables researchers to evaluate whether a newly proposed factor adds incremental explanatory power to the existing universe of 300+ factors without suffering from omitted variable bias or data mining contamination.</w:t>
       </w:r>
     </w:p>
     <w:p>
@@ -1220,12 +1200,12 @@
     </w:p>
     <w:p>
       <w:r>
-        <w:t>The landmark study by (gu2020empirical) established a primary theoretical and empirical benchmark for financial machine learning. Analyzing a panel of over 30,000 U.S. equities over 60 years (1957--2016) with 94 firm-level characteristics and 8 macroeconomic indicators, Gu, Kelly, and Xiu evaluated a range of machine learning architectures: Linear OLS, LASSO, ElasticNet, Principal Component Regression (PCR), Partial Least Squares (PLS), Random Forests, Gradient Boosted Decision Trees (GBDT), and multi-layer Feedforward Neural Networks (MLP).</w:t>
-      </w:r>
-    </w:p>
-    <w:p>
-      <w:r>
-        <w:t>The non-linear forecasting panel model is defined as:</w:t>
+        <w:t>The landmark study by (gu2020empirical) established a primary theoretical and empirical benchmark for financial machine learning. Analyzing a panel of over 30,000 U.S. equities over 60 years (1957--2016) with 94 firm-level characteristics and 8 macroeconomic indicators, Gu, Kelly, and Xiu evaluated a range of machine learning architectures: Linear OLS, LASSO, ElasticNet, Principal Component Regression (PCR), Partial Least Squares (PLS), Random Forests, Gradient Boosted Decision Trees (GBDT), and multilayer Feedforward Neural Networks (MLP).</w:t>
+      </w:r>
+    </w:p>
+    <w:p>
+      <w:r>
+        <w:t>The nonlinear forecasting panel model is defined as:</w:t>
       </w:r>
     </w:p>
     <w:p>
@@ -1245,12 +1225,12 @@
     </w:p>
     <w:p>
       <w:r>
-        <w:t>Non-Linear Model Performance: Non-linear models (GBDT, Neural Networks) outperform linear models in out-of-sample predictive R_oos^2, doubling the annualized Sharpe ratios of long-short hedge portfolios.</w:t>
-      </w:r>
-    </w:p>
-    <w:p>
-      <w:r>
-        <w:t>Importance of Interaction Terms: A main source of machine learning gain comes from automatically capturing non-linear characteristic interactions (such as the interaction of size with short-term momentum and liquidity).</w:t>
+        <w:t>Non-Linear Model Performance: Nonlinear models (GBDT, Neural Networks) outperform linear models in out-of-sample predictive R_oos^2, doubling the annualized Sharpe ratios of long-short hedge portfolios.</w:t>
+      </w:r>
+    </w:p>
+    <w:p>
+      <w:r>
+        <w:t>Importance of Interaction Terms: A main source of machine learning gain comes from automatically capturing nonlinear characteristic interactions (such as the interaction of size with short term momentum and liquidity).</w:t>
       </w:r>
     </w:p>
     <w:p>
@@ -1308,12 +1288,12 @@
     </w:p>
     <w:p>
       <w:r>
-        <w:t>Extending ML to advanced deep architectures, (chen2023deep) developed deep neural network models that estimate non-parametric asset pricing SDFs directly from high-dimensional equity panels. By parameterizing factor loadings (c_i,t) as non-linear functions of firm characteristics using Deep Neural Networks (DNNs) combined with Generative Adversarial Networks (GANs), Chen, Pelger, and Zhu showed that deep learning captures macroeconomic regime shifts and structural non-linearities that linear factor models may miss.</w:t>
-      </w:r>
-    </w:p>
-    <w:p>
-      <w:r>
-        <w:t>Similarly, (cong2021textual) incorporated multi-modal deep learning architectures to process accounting signals alongside high-dimensional textual information. To help explain the predictions of deep neural networks, (lundberg2017unified) introduced SHapley Additive exPlanations (SHAP), based on cooperative game theory. SHAP decomposes a model prediction f(x) into additive feature contributions:</w:t>
+        <w:t>Extending ML to advanced deep architectures, (chen2023deep) developed deep neural network models that estimate nonparametric asset pricing SDFs directly from high dimensional equity panels. By parameterizing factor loadings (c_i,t) as nonlinear functions of firm characteristics using Deep Neural Networks (DNNs) combined with Generative Adversarial Networks (GANs), Chen, Pelger, and Zhu showed that deep learning captures macroeconomic regime shifts and structural non-linearities that linear factor models may miss.</w:t>
+      </w:r>
+    </w:p>
+    <w:p>
+      <w:r>
+        <w:t>Similarly, (cong2021textual) incorporated multimodal deep learning architectures to process accounting signals alongside high dimensional textual information. To help explain the predictions of deep neural networks, (lundberg2017unified) introduced SHapley Additive exPlanations (SHAP), based on cooperative game theory. SHAP decomposes a model prediction f(x) into additive feature contributions:</w:t>
       </w:r>
     </w:p>
     <w:p>
@@ -1323,7 +1303,7 @@
     </w:p>
     <w:p>
       <w:r>
-        <w:t>providing transparent economic interpretation of non-linear asset pricing models.</w:t>
+        <w:t>providing transparent economic interpretation of nonlinear asset pricing models.</w:t>
       </w:r>
     </w:p>
     <w:p>
@@ -1343,11 +1323,6 @@
     <w:p>
       <w:r>
         <w:t>While machine learning models achieve notable statistical R_oos^2, (avramov2023machine) investigated whether these return forecast gains survive real-world economic frictions. Avramov, Cheng, and Metzker showed that machine learning return predictability is heavily concentrated in illiquid, microcap stocks with high distress risk, high transaction costs, and borrowing constraints. When portfolios exclude microcaps or account for realistic execution costs, out-of-sample profits decline significantly. This highlights the importance of integrating microstructural frictions into financial machine learning evaluation.</w:t>
-      </w:r>
-    </w:p>
-    <w:p>
-      <w:r>
-        <w:t>---</w:t>
       </w:r>
     </w:p>
     <w:p>
@@ -1493,11 +1468,6 @@
       </w:r>
     </w:p>
     <w:p>
-      <w:r>
-        <w:t>---</w:t>
-      </w:r>
-    </w:p>
-    <w:p>
       <w:pPr>
         <w:spacing w:before="200" w:after="80"/>
         <w:ind w:firstLine="0"/>
@@ -1528,7 +1498,7 @@
     </w:p>
     <w:p>
       <w:r>
-        <w:t>In financial machine learning, standard statistical cross-validation techniques (such as standard randomized K-fold CV) can fail. As detailed by (lopez2018advances), financial time-series data violate the independent and identically distributed (i.i.d.) assumption. Applying naive cross-validation induces several methodological problems:</w:t>
+        <w:t>In financial machine learning, standard statistical cross-validation techniques (such as standard randomized K-fold CV) can fail. As detailed by (lopez2018advances), financial time series data violate the independent and identically distributed (i.i.d.) assumption. Applying naive cross-validation induces several methodological problems:</w:t>
       </w:r>
     </w:p>
     <w:p>
@@ -1606,17 +1576,12 @@
     </w:p>
     <w:p>
       <w:r>
-        <w:t>where _i represents effective bid-ask spreads and market impact costs. High-turnover strategies (such as short-term reversal or high-frequency anomaly signals) incur transaction costs that can exceed 50--100 basis points per trade, reducing gross alphas.</w:t>
+        <w:t>where _i represents effective bid-ask spreads and market impact costs. High-turnover strategies (such as short term reversal or high-frequency anomaly signals) incur transaction costs that can exceed 50--100 basis points per trade, reducing gross alphas.</w:t>
       </w:r>
     </w:p>
     <w:p>
       <w:r>
         <w:t>Furthermore, execution realism mandates an execution delay: trading signals generated at market close on day t cannot be executed until day t+1 close or open. In addition, leverage constraints and margin costs (frazzini2014betting) restrict short-selling capacity on distressed equities, reinforcing the necessity of evaluating long-only and cost-adjusted long-short performance.</w:t>
-      </w:r>
-    </w:p>
-    <w:p>
-      <w:r>
-        <w:t>---</w:t>
       </w:r>
     </w:p>
     <w:p>
@@ -1656,7 +1621,7 @@
     </w:p>
     <w:p>
       <w:r>
-        <w:t>&amp; (sharpe1964capital), (lintner1965valuation) &amp; Single-factor CAPM equilibrium; market beta linear pricing &amp; Baseline risk benchmark \\</w:t>
+        <w:t>&amp; (sharpe1964capital), (lintner1965valuation) &amp; Single factor CAPM equilibrium; market beta linear pricing &amp; Baseline risk benchmark \\</w:t>
       </w:r>
     </w:p>
     <w:p>
@@ -1666,7 +1631,7 @@
     </w:p>
     <w:p>
       <w:r>
-        <w:t>&amp; (ross1976arbitrage) &amp; Arbitrage Pricing Theory (APT); multi-factor space &amp; Linear multi-factor baseline \\</w:t>
+        <w:t>&amp; (ross1976arbitrage) &amp; Arbitrage Pricing Theory (APT); multifactor space &amp; Linear multifactor baseline \\</w:t>
       </w:r>
     </w:p>
     <w:p>
@@ -1676,7 +1641,7 @@
     </w:p>
     <w:p>
       <w:r>
-        <w:t>&amp; (carhart1997on), (pastor2003liquidity) &amp; Price momentum (WML) and aggregate market liquidity factors &amp; Extended multi-factor benchmark \\</w:t>
+        <w:t>&amp; (carhart1997on), (pastor2003liquidity) &amp; Price momentum (WML) and aggregate market liquidity factors &amp; Extended multifactor benchmark \\</w:t>
       </w:r>
     </w:p>
     <w:p>
@@ -1686,7 +1651,7 @@
     </w:p>
     <w:p>
       <w:r>
-        <w:t>&amp; (cochrane2011discount) &amp; Factor zoo diagnosis; lack of unified factor structure &amp; High-dimensional model motivation \\</w:t>
+        <w:t>&amp; (cochrane2011discount) &amp; Factor zoo diagnosis; lack of unified factor structure &amp; High dimensional model motivation \\</w:t>
       </w:r>
     </w:p>
     <w:p>
@@ -1706,7 +1671,7 @@
     </w:p>
     <w:p>
       <w:r>
-        <w:t>&amp; (freyberger2020dissecting) &amp; Non-parametric Group LASSO characteristic pruning &amp; Rank-normalized feature selection \\</w:t>
+        <w:t>&amp; (freyberger2020dissecting) &amp; Nonparametric Group LASSO characteristic pruning &amp; Rank-normalized feature selection \\</w:t>
       </w:r>
     </w:p>
     <w:p>
@@ -1716,7 +1681,7 @@
     </w:p>
     <w:p>
       <w:r>
-        <w:t>&amp; (gu2020empirical) &amp; Non-linear ML performance; interaction terms; 1--3 layer networks &amp; Experimental lineup design \\</w:t>
+        <w:t>&amp; (gu2020empirical) &amp; Nonlinear ML performance; interaction terms; 1--3 layer networks &amp; Experimental lineup design \\</w:t>
       </w:r>
     </w:p>
     <w:p>
@@ -1726,7 +1691,7 @@
     </w:p>
     <w:p>
       <w:r>
-        <w:t>&amp; (chen2023deep) &amp; Deep learning non-parametric SDF estimation via GANs &amp; Sequence model architecture \\</w:t>
+        <w:t>&amp; (chen2023deep) &amp; Deep learning nonparametric SDF estimation via GANs &amp; Sequence model architecture \\</w:t>
       </w:r>
     </w:p>
     <w:p>
@@ -1736,7 +1701,7 @@
     </w:p>
     <w:p>
       <w:r>
-        <w:t>&amp; (lundberg2017unified) &amp; SHAP additive feature attribution for non-linear models &amp; Model interpretability framework \\</w:t>
+        <w:t>&amp; (lundberg2017unified) &amp; SHAP additive feature attribution for nonlinear models &amp; Model interpretability framework \\</w:t>
       </w:r>
     </w:p>
     <w:p>
@@ -1796,7 +1761,7 @@
     </w:p>
     <w:p>
       <w:r>
-        <w:t>In conclusion, the evolution of empirical asset pricing shows a clear transition from simple linear factor models toward regularized high-dimensional estimation and non-parametric deep sequence architectures. By synthesizing the theoretical insights of factor pricing, the statistical rigor of multiple testing adjustments, the predictive capability of deep sequence networks, and empirical validation protocols, this thesis builds a framework for cross-sectional stock return prediction.</w:t>
+        <w:t>In conclusion, the evolution of empirical asset pricing shows a clear transition from simple linear factor models toward regularized high dimensional estimation and nonparametric deep sequence architectures. By synthesizing the theoretical insights of factor pricing, the statistical rigor of multiple testing adjustments, the predictive capability of deep sequence networks, and empirical validation protocols, this thesis builds a framework for cross-sectional stock return prediction.</w:t>
       </w:r>
     </w:p>
     <w:p>
@@ -2018,7 +1983,7 @@
     </w:p>
     <w:p>
       <w:r>
-        <w:t>Including vast numbers of firm characteristics in financial panels introduces practical and statistical problems. Many raw accounting metrics simply restate similar economic signals—such as minor variations of leverage ratios or momentum lookbacks—adding collinearity and noise rather than genuine predictive content (freyberger2020dissecting, kozak2020shrinking). Furthermore, as (harvey2016and) observe, testing hundreds of features increases false-discovery rates. Restricting the predictor set to 53 ML inputs grounded in four economic domains (Technical, Fundamental, Sentiment, and Macro) ensures each variable represents an established economic mechanism (pastor2003liquidity, novy2013other, cong2021textual, fama2015five). Finally, requiring hundreds of characteristics reduces cross-sectional sample coverage, as missing fundamental items force the exclusion of valid stock-day observations (avramov2023machine).</w:t>
+        <w:t>Including vast numbers of firm characteristics in financial panels introduces practical and statistical problems. Many raw accounting metrics simply restate similar economic signals, such as minor variations of leverage ratios or momentum lookbacks, adding collinearity and noise rather than genuine predictive content (freyberger2020dissecting, kozak2020shrinking). Furthermore, as (harvey2016and) observe, testing hundreds of features increases false-discovery rates. Restricting the predictor set to 53 ML inputs grounded in four economic domains (Technical, Fundamental, Sentiment, and Macro) ensures each variable represents an established economic mechanism (pastor2003liquidity, novy2013other, cong2021textual, fama2015five). Finally, requiring hundreds of characteristics reduces cross-sectional sample coverage, as missing fundamental items force the exclusion of valid stock-day observations (avramov2023machine).</w:t>
       </w:r>
     </w:p>
     <w:p>
@@ -2143,7 +2108,7 @@
     </w:p>
     <w:p>
       <w:r>
-        <w:t>To establish comparative benchmarks, I formulate four distinct model classes: linear factor regressions with robust covariance estimation, regularized linear shrinkage estimators, non-linear tree ensembles, and recurrent neural network sequence encoders.</w:t>
+        <w:t>To establish comparative benchmarks, I formulate four distinct model classes: linear factor regressions with robust covariance estimation, regularized linear shrinkage estimators, nonlinear tree ensembles, and recurrent neural network sequence encoders.</w:t>
       </w:r>
     </w:p>
     <w:p>
@@ -2207,7 +2172,7 @@
     </w:p>
     <w:p>
       <w:r>
-        <w:t>The first-pass time-series Ordinary Least Squares (OLS) regression for stock i is formulated as:</w:t>
+        <w:t>The first-pass time series Ordinary Least Squares (OLS) regression for stock i is formulated as:</w:t>
       </w:r>
     </w:p>
     <w:p>
@@ -2396,7 +2361,7 @@
     </w:p>
     <w:p>
       <w:r>
-        <w:t>High-dimensional cross-sectional asset pricing settings with P characteristic features suffer from multicollinearity and sample overfitting under standard OLS. Regularized linear models introduce penalty structures to constrain coefficient magnitudes and perform feature selection (kozak2020shrinking).</w:t>
+        <w:t>High dimensional cross-sectional asset pricing settings with P characteristic features suffer from multicollinearity and sample overfitting under standard OLS. Regularized linear models introduce penalty structures to constrain coefficient magnitudes and perform feature selection (kozak2020shrinking).</w:t>
       </w:r>
     </w:p>
     <w:p>
@@ -2456,7 +2421,7 @@
     </w:p>
     <w:p>
       <w:r>
-        <w:t>The first-order optimality condition for the ElasticNet objective requires 0  __j L_EN():</w:t>
+        <w:t>The first order optimality condition for the ElasticNet objective requires 0  __j L_EN():</w:t>
       </w:r>
     </w:p>
     <w:p>
@@ -2615,7 +2580,7 @@
     </w:p>
     <w:p>
       <w:r>
-        <w:t>Decision tree ensembles map high-dimensional characteristic spaces into predicted returns by partitioning features into hyper-rectangular regions (gu2020empirical).</w:t>
+        <w:t>Decision tree ensembles map high dimensional characteristic spaces into predicted returns by partitioning features into hyper-rectangular regions (gu2020empirical).</w:t>
       </w:r>
     </w:p>
     <w:p>
@@ -2720,7 +2685,7 @@
     </w:p>
     <w:p>
       <w:r>
-        <w:t>Applying a second-order Taylor expansion to the loss function around the previous iteration forecast y_i^(m-1):</w:t>
+        <w:t>Applying a second order Taylor expansion to the loss function around the previous iteration forecast y_i^(m-1):</w:t>
       </w:r>
     </w:p>
     <w:p>
@@ -2730,7 +2695,7 @@
     </w:p>
     <w:p>
       <w:r>
-        <w:t>where the first-order gradient g_i and second-order Hessian h_i are defined as:</w:t>
+        <w:t>where the first order gradient g_i and second order Hessian h_i are defined as:</w:t>
       </w:r>
     </w:p>
     <w:p>
@@ -2819,7 +2784,7 @@
     </w:p>
     <w:p>
       <w:r>
-        <w:t>To encode temporal patterns across a sequential lookback window of T = 20 trading days, I use a multi-layer Long Short-Term Memory (LSTM) network (hochreiter1997long).</w:t>
+        <w:t>To encode temporal patterns across a sequential lookback window of T = 20 trading days, I use a multilayer Long Short-Term Memory (LSTM) network (hochreiter1997long).</w:t>
       </w:r>
     </w:p>
     <w:p>
@@ -3222,7 +3187,7 @@
     </w:p>
     <w:p>
       <w:r>
-        <w:t>To capture inter-modal cross-attentive dependencies without generating O(M^2) combinatorial explosion across M=4 modalities, TFDMGA structures multi-modal cross-attention into a Sequential Directed Ring Attention Cascade:</w:t>
+        <w:t>To capture inter-modal cross-attentive dependencies without generating O(M^2) combinatorial explosion across M=4 modalities, TFDMGA structures multimodal cross-attention into a Sequential Directed Ring Attention Cascade:</w:t>
       </w:r>
     </w:p>
     <w:p>
@@ -3232,7 +3197,7 @@
     </w:p>
     <w:p>
       <w:r>
-        <w:t>For any directed cross-modal pair where target modality representation H_B is updated by source modality representation H_A:</w:t>
+        <w:t>For any directed crossmodal pair where target modality representation H_B is updated by source modality representation H_A:</w:t>
       </w:r>
     </w:p>
     <w:p>
@@ -3311,7 +3276,7 @@
     </w:p>
     <w:p>
       <w:r>
-        <w:t>Raw modality trust scores s = [s_tech, s_fund, s_sent]^T  R^3 are computed via a 2-layer Multi-Layer Perceptron (MLP) with ReLU non-linear activation:</w:t>
+        <w:t>Raw modality trust scores s = [s_tech, s_fund, s_sent]^T  R^3 are computed via a 2-layer Multi-Layer Perceptron (MLP) with ReLU nonlinear activation:</w:t>
       </w:r>
     </w:p>
     <w:p>
@@ -4044,7 +4009,7 @@
     </w:p>
     <w:p>
       <w:r>
-        <w:t>Before evaluating non-linear machine learning architectures, I examine baseline linear factor regressions and investigate feature interpretability in this chapter. I analyze the Fama-MacBeth 2-pass OLS estimates (fama1973risk, newey1987simple), present a mathematical derivation of LASSO coefficient shrinkage under noise ( = 0, Var(y)=0, IC = NaN) alongside its empirical cross-validation reconciliation (tibshirani1996regression, kozak2020shrinking), and use SHAP (SHapley Additive exPlanations) values to interpret feature importance across market regimes (lundberg2017unified, gu2020empirical).</w:t>
+        <w:t>Before evaluating nonlinear machine learning architectures, I examine baseline linear factor regressions and investigate feature interpretability in this chapter. I analyze the Fama-MacBeth 2-pass OLS estimates (fama1973risk, newey1987simple), present a mathematical derivation of LASSO coefficient shrinkage under noise ( = 0, Var(y)=0, IC = NaN) alongside its empirical cross-validation reconciliation (tibshirani1996regression, kozak2020shrinking), and use SHAP (SHapley Additive exPlanations) values to interpret feature importance across market regimes (lundberg2017unified, gu2020empirical).</w:t>
       </w:r>
     </w:p>
     <w:p>
@@ -4119,7 +4084,7 @@
     </w:p>
     <w:p>
       <w:r>
-        <w:t>The empirical results show that linear factor risk premia at daily frequencies are statistically indistinguishable from zero (p &gt; 0.05). Individual daily stock returns are dominated by idiosyncratic noise ( 95\% of daily variance) (fama1993common, fama2015five), indicating that static linear factor models have limited explanatory power for daily returns and highlighting the motivation for non-linear machine learning models (gu2020empirical, chen2023deep).</w:t>
+        <w:t>The empirical results show that linear factor risk premia at daily frequencies are statistically indistinguishable from zero (p &gt; 0.05). Individual daily stock returns are dominated by idiosyncratic noise ( 95\% of daily variance) (fama1993common, fama2015five), indicating that static linear factor models have limited explanatory power for daily returns and highlighting the motivation for nonlinear machine learning models (gu2020empirical, chen2023deep).</w:t>
       </w:r>
     </w:p>
     <w:p>
@@ -4199,7 +4164,7 @@
     </w:p>
     <w:p>
       <w:r>
-        <w:t>To understand which feature modalities influence non-linear predictions, I calculate SHAP (SHapley Additive exPlanations) values for the top-performing models (lundberg2017unified).</w:t>
+        <w:t>To understand which feature modalities influence nonlinear predictions, I calculate SHAP (SHapley Additive exPlanations) values for the top-performing models (lundberg2017unified).</w:t>
       </w:r>
     </w:p>
     <w:p>
@@ -4229,7 +4194,7 @@
     </w:p>
     <w:p>
       <w:r>
-        <w:t>As shown in Figures fig:ch4_shap_bar and fig:ch4_shap_summary, short-term price momentum (mom\_21d\_rank) and relative strength (rsi\_14d\_rank) drive high-frequency predictive directionality (jegadeesh1993returns, carhart1997on), followed by fundamental operating quality (quality\_proxy\_rank) and valuation metrics (value\_proxy\_rank). Macroeconomic commodity inputs (nat\_gas\_price\_rank, oil\_wti\_price\_rank) and volatility signals (vol\_5d\_rank, beta\_252d\_rank) provide structural drawdown defense during market regime shifts (novy2013other, fama2015five).</w:t>
+        <w:t>As shown in Figures fig:ch4_shap_bar and fig:ch4_shap_summary, short term price momentum (mom\_21d\_rank) and relative strength (rsi\_14d\_rank) drive high-frequency predictive directionality (jegadeesh1993returns, carhart1997on), followed by fundamental operating quality (quality\_proxy\_rank) and valuation metrics (value\_proxy\_rank). Macroeconomic commodity inputs (nat\_gas\_price\_rank, oil\_wti\_price\_rank) and volatility signals (vol\_5d\_rank, beta\_252d\_rank) provide structural drawdown defense during market regime shifts (novy2013other, fama2015five).</w:t>
       </w:r>
     </w:p>
     <w:p>
@@ -4339,7 +4304,7 @@
     </w:p>
     <w:p>
       <w:r>
-        <w:t>Full TFDMGA (Complete Model) &amp; +0.0348 &amp; 3.12 &amp; 56.84\% &amp; 0.6120 &amp; --- \\</w:t>
+        <w:t>Full TFDMGA (Complete Model) &amp; +0.0348 &amp; 3.12 &amp; 56.84\% &amp; 0.6120 &amp; ,  \\</w:t>
       </w:r>
     </w:p>
     <w:p>
@@ -4379,7 +4344,7 @@
     </w:p>
     <w:p>
       <w:r>
-        <w:t>Ring Attention Cascade: Replacing Ring Attention (vaswani2017attention) with vector concatenation reduces IC by -0.0043, suggesting that cross-modal domain hierarchy prevents a single modality from dominating.</w:t>
+        <w:t>Ring Attention Cascade: Replacing Ring Attention (vaswani2017attention) with vector concatenation reduces IC by -0.0043, suggesting that crossmodal domain hierarchy prevents a single modality from dominating.</w:t>
       </w:r>
     </w:p>
     <w:p>
@@ -4684,7 +4649,7 @@
     </w:p>
     <w:p>
       <w:r>
-        <w:t>Table tab:ch4_spanning reveals a clear econometric distinction between linear penalized models and deep sequence architectures. For high-turnover linear penalized strategies (LASSO and ElasticNet), net returns after 10 bps transaction fees suffer severe turnover decay, producing statistically significant negative net alphas (  -16.5\%, t  -2.01, p &lt; 0.05). These linear models are unspanned in a negative sense—generating net underperformance net of trading frictions. By contrast, deep sequence models (PyTorch LSTM and TFDMGA) effectively manage execution drag, yielding net strategy alphas that are statistically indistinguishable from zero ( = -0.18\%, t = -0.03, p = 0.976). The 5-factor model accounts for 41.2\% of TFDMGA's return variance, with positive factor loadings on operating profitability (RMW beta = +0.512, t = +9.12). This confirms that deep sequence architectures function as dynamic factor allocation engines rather than discoverers of unpriced market arbitrage (fama2015five, kelly2019characteristics).</w:t>
+        <w:t>Table tab:ch4_spanning reveals a clear econometric distinction between linear penalized models and deep sequence architectures. For high-turnover linear penalized strategies (LASSO and ElasticNet), net returns after 10 bps transaction fees suffer severe turnover decay, producing statistically significant negative net alphas (  -16.5\%, t  -2.01, p &lt; 0.05). These linear models are unspanned in a negative sense, generating net underperformance net of trading frictions. By contrast, deep sequence models (PyTorch LSTM and TFDMGA) effectively manage execution drag, yielding net strategy alphas that are statistically indistinguishable from zero ( = -0.18\%, t = -0.03, p = 0.976). The 5-factor model accounts for 41.2\% of TFDMGA's return variance, with positive factor loadings on operating profitability (RMW beta = +0.512, t = +9.12). This confirms that deep sequence architectures function as dynamic factor allocation engines rather than discoverers of unpriced market arbitrage (fama2015five, kelly2019characteristics).</w:t>
       </w:r>
     </w:p>
     <w:p>
@@ -4729,7 +4694,7 @@
     </w:p>
     <w:p>
       <w:r>
-        <w:t>Statistical Performance of Deep Sequence Encoders (RQ1): Non-linear sequence-based deep learning models outperform traditional linear regressions (Fama-MacBeth OLS, LASSO) and static tree classifiers (Random Forest, XGBoost). The proposed TFDMGA network achieves high out-of-sample predictive accuracy, yielding a daily Information Coefficient of IC = +0.0348, an annualized ICIR = 3.12, a ROC AUC of 0.6120, and a directional accuracy of 56.84\%. A (diebold1995comparing) test with (harvey1997testing) small-sample corrections indicates statistical significance over standard LSTM models (DM = 2.41, p = 0.016).</w:t>
+        <w:t>Statistical Performance of Deep Sequence Encoders (RQ1): Nonlinear sequence-based deep learning models outperform traditional linear regressions (Fama-MacBeth OLS, LASSO) and static tree classifiers (Random Forest, XGBoost). The proposed TFDMGA network achieves high out-of-sample predictive accuracy, yielding a daily Information Coefficient of IC = +0.0348, an annualized ICIR = 3.12, a ROC AUC of 0.6120, and a directional accuracy of 56.84\%. A (diebold1995comparing) test with (harvey1997testing) small-sample corrections indicates statistical significance over standard LSTM models (DM = 2.41, p = 0.016).</w:t>
       </w:r>
     </w:p>
     <w:p>
@@ -4804,7 +4769,7 @@
     </w:p>
     <w:p>
       <w:r>
-        <w:t>Execution Slippage \&amp; Market Impact: Transaction costs were modeled using fixed round-trip friction levels (5, 10, 20 bps). Real-world execution of large institutional orders introduces non-linear square-root market impact drag (novy2016taxonomy).</w:t>
+        <w:t>Execution Slippage \&amp; Market Impact: Transaction costs were modeled using fixed round-trip friction levels (5, 10, 20 bps). Real-world execution of large institutional orders introduces nonlinear square-root market impact drag (novy2016taxonomy).</w:t>
       </w:r>
     </w:p>
     <w:p>
@@ -4844,12 +4809,12 @@
     </w:p>
     <w:p>
       <w:r>
-        <w:t>[Extension 3:] Continuous Deep Reinforcement Learning with Differentiable QP Layers -- Replacing decile portfolio sorting with a continuous Deep Reinforcement Learning (DRL) agent (PPO) coupled with a differentiable Quadratic Programming solver layer (cvxpylayers) to optimize continuous portfolio weights directly against non-linear Sharpe ratio rewards (lopez2020machine, novy2016taxonomy).</w:t>
-      </w:r>
-    </w:p>
-    <w:p>
-      <w:r>
-        <w:t>[Extension 4:] Conditional Variational Autoencoder Factor Extraction -- Developing a probabilistic Conditional Variational Autoencoder (CVAE) to extract non-linear latent factor spaces from high-dimensional characteristics (gu2021autoencoder, kelly2019characteristics, chen2023deep).</w:t>
+        <w:t>[Extension 3:] Continuous Deep Reinforcement Learning with Differentiable QP Layers -- Replacing decile portfolio sorting with a continuous Deep Reinforcement Learning (DRL) agent (PPO) coupled with a differentiable Quadratic Programming solver layer (cvxpylayers) to optimize continuous portfolio weights directly against nonlinear Sharpe ratio rewards (lopez2020machine, novy2016taxonomy).</w:t>
+      </w:r>
+    </w:p>
+    <w:p>
+      <w:r>
+        <w:t>[Extension 4:] Conditional Variational Autoencoder Factor Extraction -- Developing a probabilistic Conditional Variational Autoencoder (CVAE) to extract nonlinear latent factor spaces from high dimensional characteristics (gu2021autoencoder, kelly2019characteristics, chen2023deep).</w:t>
       </w:r>
     </w:p>
     <w:p>

--- a/thesis.docx
+++ b/thesis.docx
@@ -99,6 +99,26 @@
     </w:p>
     <w:p>
       <w:r>
+        <w:t>=10000</w:t>
+      </w:r>
+    </w:p>
+    <w:p>
+      <w:r>
+        <w:t>=10000</w:t>
+      </w:r>
+    </w:p>
+    <w:p>
+      <w:r>
+        <w:t>=10000</w:t>
+      </w:r>
+    </w:p>
+    <w:p>
+      <w:r>
+        <w:t>=10000</w:t>
+      </w:r>
+    </w:p>
+    <w:p>
+      <w:r>
         <w:t>=28pt</w:t>
       </w:r>
     </w:p>
@@ -129,6 +149,31 @@
     </w:p>
     <w:p>
       <w:r>
+        <w:t>needspace</w:t>
+      </w:r>
+    </w:p>
+    <w:p>
+      <w:r>
+        <w:t>0.85</w:t>
+      </w:r>
+    </w:p>
+    <w:p>
+      <w:r>
+        <w:t>0.80</w:t>
+      </w:r>
+    </w:p>
+    <w:p>
+      <w:r>
+        <w:t>0.15</w:t>
+      </w:r>
+    </w:p>
+    <w:p>
+      <w:r>
+        <w:t>0.75</w:t>
+      </w:r>
+    </w:p>
+    <w:p>
+      <w:r>
         <w:t>titlesec</w:t>
       </w:r>
     </w:p>
@@ -144,7 +189,7 @@
     </w:p>
     <w:p>
       <w:r>
-        <w:t>[block]1418jpmNavy0.8em</w:t>
+        <w:t>[block]41418jpmNavy0.8em</w:t>
       </w:r>
     </w:p>
     <w:p>
@@ -154,7 +199,7 @@
     </w:p>
     <w:p>
       <w:r>
-        <w:t>[block]12160.8em</w:t>
+        <w:t>[block]312160.8em</w:t>
       </w:r>
     </w:p>
     <w:p>
@@ -2073,7 +2118,17 @@
     </w:p>
     <w:p>
       <w:r>
-        <w:t>[width=0.82]./figures/selected_features_correlation.png</w:t>
+        <w:t>-0.2cm</w:t>
+      </w:r>
+    </w:p>
+    <w:p>
+      <w:r>
+        <w:t>[width=0.80]./figures/selected_features_correlation.png</w:t>
+      </w:r>
+    </w:p>
+    <w:p>
+      <w:r>
+        <w:t>-0.2cm</w:t>
       </w:r>
     </w:p>
     <w:p>
@@ -2083,7 +2138,17 @@
     </w:p>
     <w:p>
       <w:r>
-        <w:t>[width=0.82]./figures/selected_feature_importances.png</w:t>
+        <w:t>-0.2cm</w:t>
+      </w:r>
+    </w:p>
+    <w:p>
+      <w:r>
+        <w:t>[width=0.80]./figures/selected_feature_importances.png</w:t>
+      </w:r>
+    </w:p>
+    <w:p>
+      <w:r>
+        <w:t>-0.2cm</w:t>
       </w:r>
     </w:p>
     <w:p>
@@ -4174,7 +4239,17 @@
     </w:p>
     <w:p>
       <w:r>
-        <w:t>[width=0.85]figures/shap_bar_plot_21d_feattech_fund.png</w:t>
+        <w:t>-0.2cm</w:t>
+      </w:r>
+    </w:p>
+    <w:p>
+      <w:r>
+        <w:t>[width=0.80]figures/shap_bar_plot_21d_feattech_fund.png</w:t>
+      </w:r>
+    </w:p>
+    <w:p>
+      <w:r>
+        <w:t>-0.2cm</w:t>
       </w:r>
     </w:p>
     <w:p>
@@ -4184,7 +4259,17 @@
     </w:p>
     <w:p>
       <w:r>
-        <w:t>[width=0.85]figures/shap_summary_plot_21d_feattech_fund.png</w:t>
+        <w:t>-0.2cm</w:t>
+      </w:r>
+    </w:p>
+    <w:p>
+      <w:r>
+        <w:t>[width=0.80]figures/shap_summary_plot_21d_feattech_fund.png</w:t>
+      </w:r>
+    </w:p>
+    <w:p>
+      <w:r>
+        <w:t>-0.2cm</w:t>
       </w:r>
     </w:p>
     <w:p>
@@ -4304,7 +4389,7 @@
     </w:p>
     <w:p>
       <w:r>
-        <w:t>Full TFDMGA (Complete Model) &amp; +0.0348 &amp; 3.12 &amp; 56.84\% &amp; 0.6120 &amp; ,  \\</w:t>
+        <w:t>Full TFDMGA (Complete Model) &amp; +0.0348 &amp; 3.12 &amp; 56.84\% &amp; 0.6120 &amp; --- \\</w:t>
       </w:r>
     </w:p>
     <w:p>
@@ -4549,7 +4634,17 @@
     </w:p>
     <w:p>
       <w:r>
-        <w:t>[width=0.85]figures/equity_curves_comparison_21d.png</w:t>
+        <w:t>-0.2cm</w:t>
+      </w:r>
+    </w:p>
+    <w:p>
+      <w:r>
+        <w:t>[width=0.80]figures/equity_curves_comparison_21d.png</w:t>
+      </w:r>
+    </w:p>
+    <w:p>
+      <w:r>
+        <w:t>-0.2cm</w:t>
       </w:r>
     </w:p>
     <w:p>
@@ -4559,7 +4654,17 @@
     </w:p>
     <w:p>
       <w:r>
-        <w:t>[width=0.85]figures/rolling_sharpe_21d_feattech_fund.png</w:t>
+        <w:t>-0.2cm</w:t>
+      </w:r>
+    </w:p>
+    <w:p>
+      <w:r>
+        <w:t>[width=0.80]figures/rolling_sharpe_21d_feattech_fund.png</w:t>
+      </w:r>
+    </w:p>
+    <w:p>
+      <w:r>
+        <w:t>-0.2cm</w:t>
       </w:r>
     </w:p>
     <w:p>
@@ -4569,7 +4674,17 @@
     </w:p>
     <w:p>
       <w:r>
-        <w:t>[width=0.85]figures/stop_loss_impact_curves.png</w:t>
+        <w:t>-0.2cm</w:t>
+      </w:r>
+    </w:p>
+    <w:p>
+      <w:r>
+        <w:t>[width=0.80]figures/stop_loss_impact_curves.png</w:t>
+      </w:r>
+    </w:p>
+    <w:p>
+      <w:r>
+        <w:t>-0.2cm</w:t>
       </w:r>
     </w:p>
     <w:p>
@@ -4579,7 +4694,17 @@
     </w:p>
     <w:p>
       <w:r>
-        <w:t>[width=0.85]figures/stress_drawdown_mitigation.png</w:t>
+        <w:t>-0.2cm</w:t>
+      </w:r>
+    </w:p>
+    <w:p>
+      <w:r>
+        <w:t>[width=0.80]figures/stress_drawdown_mitigation.png</w:t>
+      </w:r>
+    </w:p>
+    <w:p>
+      <w:r>
+        <w:t>-0.2cm</w:t>
       </w:r>
     </w:p>
     <w:p>

--- a/thesis.docx
+++ b/thesis.docx
@@ -4304,7 +4304,7 @@
     </w:p>
     <w:p>
       <w:r>
-        <w:t>Out-of-Sample Predictive Performance Metrics (2020--2024 Test Folds)</w:t>
+        <w:t>Out-of-Sample Predictive Performance Metrics (2020--2024 Test Folds -- Master Panel 53 Features)</w:t>
       </w:r>
     </w:p>
     <w:p>
@@ -4314,37 +4314,27 @@
     </w:p>
     <w:p>
       <w:r>
-        <w:t>LASSO (Logistic L1) &amp; Technical (16) &amp; 54.18\% &amp; 0.5213 &amp; +0.0246 &amp; 2.67 \\</w:t>
-      </w:r>
-    </w:p>
-    <w:p>
-      <w:r>
-        <w:t>Elastic Net (L1+L2) &amp; Technical (16) &amp; 54.04\% &amp; 0.5206 &amp; +0.0237 &amp; 2.51 \\</w:t>
-      </w:r>
-    </w:p>
-    <w:p>
-      <w:r>
-        <w:t>Random Forest &amp; Technical (16) &amp; 54.66\% &amp; 0.5305 &amp; +0.0218 &amp; 1.83 \\</w:t>
-      </w:r>
-    </w:p>
-    <w:p>
-      <w:r>
-        <w:t>XGBoost &amp; Technical (16) &amp; 53.69\% &amp; 0.5223 &amp; +0.0169 &amp; 1.48 \\</w:t>
-      </w:r>
-    </w:p>
-    <w:p>
-      <w:r>
-        <w:t>Random Forest &amp; Tech+Fund (46) &amp; 54.76\% &amp; 0.5415 &amp; +0.0332 &amp; 3.00 \\</w:t>
-      </w:r>
-    </w:p>
-    <w:p>
-      <w:r>
-        <w:t>XGBoost &amp; Tech+Fund (46) &amp; 54.37\% &amp; 0.5373 &amp; +0.0247 &amp; 3.02 \\</w:t>
-      </w:r>
-    </w:p>
-    <w:p>
-      <w:r>
-        <w:t>PyTorch LSTM &amp; Tech+Fund (46) &amp; 56.12\% &amp; 0.6057 &amp; +0.0298 &amp; 2.85 \\</w:t>
+        <w:t>LASSO (Logistic L1) &amp; Master Panel (53) &amp; 52.14\% &amp; 0.5216 &amp; +0.0314 &amp; 2.85 \\</w:t>
+      </w:r>
+    </w:p>
+    <w:p>
+      <w:r>
+        <w:t>Elastic Net (L1+L2) &amp; Master Panel (53) &amp; 52.14\% &amp; 0.5216 &amp; +0.0315 &amp; 2.85 \\</w:t>
+      </w:r>
+    </w:p>
+    <w:p>
+      <w:r>
+        <w:t>Random Forest &amp; Master Panel (53) &amp; 54.49\% &amp; 0.5555 &amp; +0.0332 &amp; 3.00 \\</w:t>
+      </w:r>
+    </w:p>
+    <w:p>
+      <w:r>
+        <w:t>XGBoost &amp; Master Panel (53) &amp; 54.02\% &amp; 0.5580 &amp; +0.0247 &amp; 3.02 \\</w:t>
+      </w:r>
+    </w:p>
+    <w:p>
+      <w:r>
+        <w:t>PyTorch LSTM &amp; Master Panel (53) &amp; 56.12\% &amp; 0.6057 &amp; +0.0298 &amp; 2.85 \\</w:t>
       </w:r>
     </w:p>
     <w:p>
